--- a/Thesis_bao24mse23204 (1).docx
+++ b/Thesis_bao24mse23204 (1).docx
@@ -1214,7 +1214,7 @@
           <w:sz w:val="24"/>
           <w:szCs w:val="24"/>
         </w:rPr>
-        <w:t xml:space="preserve">This thesis proposes the integration of speech-based interaction into an existing Retrieval-Augmented Generation (RAG) legal assistant for Vietnamese enterprise law. While the current system effectively retrieves and generates answers using a vector database, </w:t>
+        <w:t>This thesis integrates bidirectional voice interaction into an existing Retrieval-Augmented Generation (RAG) legal assistant for Vietnamese enterprise law, which otherwise retrieves and generates answers through a vector database, embedding model, and large language model but is limited to text-only interaction. Speech input is handled by PhoWhisper, a Vietnamese fine-tune of OpenAI Whisper, with a local Whisper model kept as an offline fallback; speech output combines Edge-TTS (with an F5-TTS-Vietnamese-ViVoice zero-shot baseline) with a Retrieval-based Voice Conversion (RVC) model trained per user on Google Colab, producing a personalised voice response. Rather than embedding this functionality inside the assistant itself, the voice loop is implemented as clone-voice-station, an independent, API-key-authenticated service consumed over HTTP through an installable client SDK (clone-voice-client) — a stricter test of the modularity claim than an embedded module would be, since the RAG pipeline is provably untouched by construction rather than by convention. rag-legal-assistant serves as the reference integration demonstrating this pattern, and the service/SDK split is designed so any other AI assistant could adopt the same voice loop without modification. The work also addresses two Vietnamese legal frameworks that took effect during this thesis — the Law on Personal Data Protection (91/2025/QH15) and the Law on Artificial Intelligence (134/2025/QH15) — through explicit consent for biometric voice data and a mandatory spoken AI-disclosure notice with a provenance watermark on every voice-converted response. The system is evaluated using objective metrics (latency, Word Error Rate, signal-to-noise ratio) and subjective measures (Mean Opinion Score for naturalness and speaker similarity) against the zero-shot baseline, with ASR domain fine-tuning scoped as future work.</w:t>
       </w:r>
       <w:r>
         <w:rPr>
@@ -1224,7 +1224,6 @@
           <w:szCs w:val="24"/>
           <w:lang w:val="en-US"/>
         </w:rPr>
-        <w:t>embedding</w:t>
       </w:r>
       <w:r>
         <w:rPr>
@@ -1233,7 +1232,6 @@
           <w:sz w:val="24"/>
           <w:szCs w:val="24"/>
         </w:rPr>
-        <w:t>, and a large language model, it is limited to text-based interaction, which reduces usability and accessibility. To address this limitation, the study introduces a bidirectional voice interface by incorporating Automatic Speech Recognition (ASR) and Retrieval-based Voice Conversion (RVC). The proposed system utilizes Whisper for speech-to-text, Edge-TTS for base speech synthesis, and an RVC model trained on Google Colab to generate personalized voice output. The integration is designed to be modular and does not modify the existing RAG pipeline. The system is evaluated using both objective metrics, including latency and word error rate, and subjective measures such as Mean Opinion Score for naturalness and speaker similarity. Results are expected to demonstrate improved usability and more natural human-computer interaction.</w:t>
       </w:r>
     </w:p>
     <w:p>
@@ -2315,49 +2313,33 @@
         <w:rPr>
           <w:rFonts w:hint="default" w:ascii="Times New Roman" w:hAnsi="Times New Roman" w:cs="Times New Roman"/>
         </w:rPr>
-        <w:fldChar w:fldCharType="begin"/>
-      </w:r>
-      <w:r>
-        <w:rPr>
-          <w:rFonts w:hint="default" w:ascii="Times New Roman" w:hAnsi="Times New Roman" w:cs="Times New Roman"/>
-        </w:rPr>
-        <w:instrText xml:space="preserve"> HYPERLINK \l _Toc19647 </w:instrText>
-      </w:r>
-      <w:r>
-        <w:rPr>
-          <w:rFonts w:hint="default" w:ascii="Times New Roman" w:hAnsi="Times New Roman" w:cs="Times New Roman"/>
-        </w:rPr>
-        <w:fldChar w:fldCharType="separate"/>
-      </w:r>
-      <w:r>
-        <w:rPr>
-          <w:rFonts w:hint="default" w:ascii="Times New Roman" w:hAnsi="Times New Roman" w:cs="Times New Roman"/>
-        </w:rPr>
-        <w:t>3.3 Technology and Tools</w:t>
-      </w:r>
-      <w:r>
-        <w:tab/>
-      </w:r>
-      <w:r>
-        <w:fldChar w:fldCharType="begin"/>
-      </w:r>
-      <w:r>
-        <w:instrText xml:space="preserve"> PAGEREF _Toc19647 \h </w:instrText>
-      </w:r>
-      <w:r>
-        <w:fldChar w:fldCharType="separate"/>
-      </w:r>
-      <w:r>
-        <w:t>14</w:t>
-      </w:r>
-      <w:r>
-        <w:fldChar w:fldCharType="end"/>
-      </w:r>
-      <w:r>
-        <w:rPr>
-          <w:rFonts w:hint="default" w:ascii="Times New Roman" w:hAnsi="Times New Roman" w:cs="Times New Roman"/>
-        </w:rPr>
-        <w:fldChar w:fldCharType="end"/>
+        <w:t>3.4 Technology and Tools</w:t>
+      </w:r>
+      <w:r>
+        <w:rPr>
+          <w:rFonts w:hint="default" w:ascii="Times New Roman" w:hAnsi="Times New Roman" w:cs="Times New Roman"/>
+        </w:rPr>
+      </w:r>
+      <w:r>
+        <w:rPr>
+          <w:rFonts w:hint="default" w:ascii="Times New Roman" w:hAnsi="Times New Roman" w:cs="Times New Roman"/>
+        </w:rPr>
+      </w:r>
+      <w:r>
+        <w:rPr>
+          <w:rFonts w:hint="default" w:ascii="Times New Roman" w:hAnsi="Times New Roman" w:cs="Times New Roman"/>
+        </w:rPr>
+      </w:r>
+      <w:r/>
+      <w:r/>
+      <w:r/>
+      <w:r/>
+      <w:r/>
+      <w:r/>
+      <w:r>
+        <w:rPr>
+          <w:rFonts w:hint="default" w:ascii="Times New Roman" w:hAnsi="Times New Roman" w:cs="Times New Roman"/>
+        </w:rPr>
       </w:r>
     </w:p>
     <w:p>
@@ -5300,7 +5282,7 @@
           <w:rFonts w:hint="default" w:ascii="Times New Roman" w:hAnsi="Times New Roman" w:cs="Times New Roman"/>
           <w:sz w:val="24"/>
         </w:rPr>
-        <w:t>Integrate a speech-to-text module (Whisper) into the existing RAG legal assistant so that users can ask questions by voice in Vietnamese.</w:t>
+        <w:t>Integrate a speech-to-text module (PhoWhisper, with a local Whisper fallback) into the existing RAG legal assistant so that users can ask questions by voice in Vietnamese.</w:t>
       </w:r>
     </w:p>
     <w:p>
@@ -5332,7 +5314,7 @@
           <w:rFonts w:hint="default" w:ascii="Times New Roman" w:hAnsi="Times New Roman" w:cs="Times New Roman"/>
           <w:sz w:val="24"/>
         </w:rPr>
-        <w:t>Compare the proposed TTS + RVC pipeline against modern zero-shot voice-cloning alternatives (XTTS-v2, OpenVoice) in terms of naturalness, latency, and engineering cost.</w:t>
+        <w:t>Compare the proposed TTS + RVC pipeline against a modern zero-shot voice-cloning baseline (F5-TTS-Vietnamese-ViVoice, with XTTS-v2 and OpenVoice reviewed as alternatives) in terms of naturalness, latency, and engineering cost.</w:t>
       </w:r>
     </w:p>
     <w:p>
@@ -5398,7 +5380,7 @@
           <w:rFonts w:hint="default" w:ascii="Times New Roman" w:hAnsi="Times New Roman" w:cs="Times New Roman"/>
           <w:sz w:val="24"/>
         </w:rPr>
-        <w:t>RQ2 — Under the same Vietnamese legal-domain test set, does TTS + RVC outperform a zero-shot voice-cloning baseline (XTTS-v2) in MOS naturalness and target-speaker similarity?</w:t>
+        <w:t>RQ2 — Under the same Vietnamese legal-domain test set, does TTS + RVC outperform a zero-shot voice-cloning baseline (F5-TTS-Vietnamese-ViVoice) in MOS naturalness and target-speaker similarity?</w:t>
       </w:r>
     </w:p>
     <w:p>
@@ -5449,7 +5431,7 @@
           <w:i w:val="0"/>
           <w:sz w:val="24"/>
         </w:rPr>
-        <w:t>The scope is limited to integrating voice modalities into an existing assistant. The thesis does not propose new neural-network architectures, does not rebuild the RAG retrieval pipeline, and does not target multilingual coverage beyond Vietnamese and English. The implementation is delivered as a research prototype demonstrated on the current rag-legal-assistant code</w:t>
+        <w:t>The scope is limited to integrating voice modalities into an existing assistant. The thesis does not propose new neural-network architectures, does not rebuild the RAG retrieval pipeline, and does not target multilingual coverage beyond Vietnamese and English. The implementation is delivered as two companion projects: clone-voice-station, an independent voice (STT/TTS/RVC) service usable by any AI assistant, distributed together with an installable client SDK (clone-voice-client); and rag-legal-assistant, the existing RAG legal assistant used as the reference integration demonstrating the pattern end-to-end. Two RVC models will be trained for evaluation, and the resulting prototype will be benchmarked against one zero-shot baseline (F5-TTS-Vietnamese-ViVoice). Domain-specific fine-tuning of the ASR model is intentionally left as future work — see Section 7.</w:t>
       </w:r>
       <w:r>
         <w:rPr>
@@ -5459,7 +5441,6 @@
           <w:sz w:val="24"/>
           <w:lang w:val="en-US"/>
         </w:rPr>
-        <w:t xml:space="preserve"> </w:t>
       </w:r>
       <w:r>
         <w:rPr>
@@ -5468,7 +5449,6 @@
           <w:i w:val="0"/>
           <w:sz w:val="24"/>
         </w:rPr>
-        <w:t xml:space="preserve">base. Two RVC models will be trained for evaluation, and the resulting prototype will be </w:t>
       </w:r>
       <w:r>
         <w:rPr>
@@ -5478,7 +5458,6 @@
           <w:sz w:val="24"/>
           <w:lang w:val="en-US"/>
         </w:rPr>
-        <w:t>benchmark</w:t>
       </w:r>
       <w:r>
         <w:rPr>
@@ -5487,7 +5466,6 @@
           <w:i w:val="0"/>
           <w:sz w:val="24"/>
         </w:rPr>
-        <w:t xml:space="preserve"> against one zero-shot baseline (XTTS-v2).</w:t>
       </w:r>
     </w:p>
     <w:p>
@@ -5617,7 +5595,7 @@
           <w:i w:val="0"/>
           <w:sz w:val="24"/>
         </w:rPr>
-        <w:t>The response-generation step is performed by Meta's Llama-3.1-8B [10], deployed through the Groq inference platform for low-latency completion. RAG [3] augments the LLM by retrieving the top-k most similar legal documents (using BGE embeddings [11] over a ChromaDB vector store) and concatenating them into the LLM prompt. This thesis treats the LLM and RAG as two independently measurable components: RAG controls grounding quality (does the LLM see the right document?), while the LLM controls response quality and dominates inference latency.</w:t>
+        <w:t>The response-generation step is performed by Meta's Llama-3.1-8B [9], deployed through the Groq inference platform for low-latency completion. RAG [3] augments the LLM by retrieving the top-k most similar legal documents (using BGE embeddings [10] over a ChromaDB vector store) and concatenating them into the LLM prompt. This thesis treats the LLM and RAG as two independently measurable components: RAG controls grounding quality (does the LLM see the right document?), while the LLM controls response quality and dominates inference latency.</w:t>
       </w:r>
     </w:p>
     <w:p>
@@ -5751,7 +5729,7 @@
           <w:rFonts w:hint="default" w:ascii="Times New Roman" w:hAnsi="Times New Roman" w:cs="Times New Roman"/>
           <w:sz w:val="24"/>
         </w:rPr>
-        <w:t>Zero-shot voice cloning models such as XTTS-v2 [7] and OpenVoice [8] generate the target voice directly from a 6–10 second reference clip, with no per-speaker training. They trade some target-speaker fidelity for a much simpler engineering pipeline.</w:t>
+        <w:t>Zero-shot voice cloning models such as XTTS-v2 [7] and OpenVoice [8] generate the target voice directly from a 6–10 second reference clip, with no per-speaker training. They trade some target-speaker fidelity for a much simpler engineering pipeline. A Vietnamese-specific instance of this family, F5-TTS-Vietnamese-ViVoice [11], fine-tunes the flow-matching F5-TTS model [12] on the ViVoice corpus and is the zero-shot baseline actually deployed in this work, since a Vietnamese-tuned baseline is a fairer comparison than a multilingual one on a Vietnamese-only test set.</w:t>
       </w:r>
     </w:p>
     <w:p>
@@ -5806,7 +5784,7 @@
           <w:i w:val="0"/>
           <w:sz w:val="24"/>
         </w:rPr>
-        <w:t xml:space="preserve">Table 1 </w:t>
+        <w:t>Table 2 summarizes the trade-offs that motivate the hybrid design used in this thesis: RVC as the primary voice path (best timbre when reference data is available) and F5-TTS-Vietnamese-ViVoice as a baseline for evaluation.</w:t>
       </w:r>
       <w:r>
         <w:rPr>
@@ -5816,7 +5794,6 @@
           <w:sz w:val="24"/>
           <w:lang w:val="en-US"/>
         </w:rPr>
-        <w:t>summarize</w:t>
       </w:r>
       <w:r>
         <w:rPr>
@@ -5825,7 +5802,6 @@
           <w:i w:val="0"/>
           <w:sz w:val="24"/>
         </w:rPr>
-        <w:t xml:space="preserve"> the trade-offs that motivate the hybrid design used in this thesis: RVC as the primary voice path (best timbre when reference data is available) and XTTS-v2 as a baseline for evaluation.</w:t>
       </w:r>
     </w:p>
     <w:tbl>
@@ -6007,7 +5983,7 @@
                 <w:sz w:val="24"/>
                 <w:szCs w:val="24"/>
               </w:rPr>
-              <w:t>XTTS-v2 / OpenVoice</w:t>
+              <w:t>Zero-shot cloning (XTTS-v2, OpenVoice, F5-TTS)</w:t>
             </w:r>
           </w:p>
         </w:tc>
@@ -7005,7 +6981,7 @@
           <w:i w:val="0"/>
           <w:sz w:val="24"/>
         </w:rPr>
-        <w:t>The chosen stack Whisper + Llama-3.1 + edge-TTS + RVC is justified as follows. Whisper offers state-of-the-art Vietnamese ASR with no fine-tuning; this isolates the speech-recognition variable from the thesis contribution. Llama-3.1-8B served by Groq provides production-grade latency (typically 0.5–1.0 s for a 200-token completion), keeping the LLM out of the latency critical path. edge-TTS gives clean Vietnamese prosody as the source signal that RVC operates on — RVC requires its source audio to already match the target language. RVC v2 was selected over end-to-end zero-shot models (XTTS-v2, OpenVoice) because the per-speaker training step is itself an instructive contribution: the resulting comparison shows whether speaker-specific training yields a measurable quality gain over zero-shot cloning on the same Vietnamese legal speech, which is an open question in the recent literature. This combination therefore directly supports RQ2 and RQ3 stated in 1.2.</w:t>
+        <w:t>RVC v2 was selected over end-to-end zero-shot models (XTTS-v2, OpenVoice, and the Vietnamese-tuned F5-TTS-Vietnamese-ViVoice) because the per-speaker training step is itself an instructive contribution: the resulting comparison shows whether speaker-specific training yields a measurable quality gain over zero-shot cloning on the same Vietnamese legal speech, which is an open question in the recent literature. F5-TTS-Vietnamese-ViVoice was ultimately chosen as the deployed comparison baseline over the more commonly cited XTTS-v2, since a model already fine-tuned on Vietnamese speech (ViVoice) is a fairer opponent on a Vietnamese-only legal test set than a multilingual model evaluated out of its training distribution. This combination therefore directly supports RQ2 and RQ3 stated in 1.2.</w:t>
       </w:r>
     </w:p>
     <w:p>
@@ -7065,7 +7041,7 @@
           <w:i w:val="0"/>
           <w:sz w:val="24"/>
         </w:rPr>
-        <w:t xml:space="preserve">The proposed system extends the existing RAG legal assistant with a bidirectional voice loop. On the input side, the user records a question through the browser microphone; the audio is streamed to the server, transcribed by Whisper, and forwarded to the existing RAG pipeline unchanged. On the output side, the textual answer produced by the LLM is first converted to speech with edge-TTS (a Vietnamese neural TTS) and then re-voiced with the trained RVC model, producing a </w:t>
+        <w:t>The proposed system extends the existing RAG legal assistant with a bidirectional voice loop, implemented as a separate service rather than as code added to the assistant itself. On the input side, the user records a question through the browser microphone; the audio is sent to clone-voice-station, transcribed by PhoWhisper (or a local Whisper fallback), and the resulting text is forwarded to rag-legal-assistant's existing RAG pipeline unchanged. On the output side, the textual answer produced by the LLM is sent to clone-voice-station, where it is first converted to speech with edge-TTS (a Vietnamese neural TTS) and then re-voiced with the user's trained RVC model, producing a personalised answer streamed back to the browser as a WAV file — prefixed with a spoken AI-disclosure notice and tagged with a provenance watermark (Section 5). The voice features are opt-in: the user can disable them and the assistant degrades gracefully to text-only mode, and clone-voice-station itself degrades gracefully to plain TTS whenever the Colab-hosted RVC/PhoWhisper session is offline.</w:t>
       </w:r>
       <w:r>
         <w:rPr>
@@ -7075,7 +7051,6 @@
           <w:sz w:val="24"/>
           <w:lang w:val="en-US"/>
         </w:rPr>
-        <w:t>personalize</w:t>
       </w:r>
       <w:r>
         <w:rPr>
@@ -7084,7 +7059,6 @@
           <w:i w:val="0"/>
           <w:sz w:val="24"/>
         </w:rPr>
-        <w:t xml:space="preserve"> answer that is streamed back to the browser as a WAV file. The voice features are opt-in: the user can disable them and the assistant degrades gracefully to text-only mode.</w:t>
       </w:r>
     </w:p>
     <w:p>
@@ -7151,7 +7125,7 @@
           <w:rFonts w:hint="default" w:ascii="Times New Roman" w:hAnsi="Times New Roman" w:cs="Times New Roman"/>
           <w:sz w:val="24"/>
         </w:rPr>
-        <w:t>Stage 2 — ASR (Whisper / PhoWhisper) converts speech to Vietnamese text.</w:t>
+        <w:t>Stage 2 — ASR (PhoWhisper primary, local Whisper fallback) converts speech to Vietnamese text.</w:t>
       </w:r>
     </w:p>
     <w:p>
@@ -7265,7 +7239,7 @@
           <w:i w:val="0"/>
           <w:sz w:val="24"/>
         </w:rPr>
-        <w:t>Figure 1 is intentionally abstract: it shows the data flow at the logical level and surfaces the LLM and RAG as separate, measurable components. Figure 2 shows the same system at the implementation level — Flask routes, file paths, and concrete service boundaries.</w:t>
+        <w:t>Figure 1 is intentionally abstract: it shows the data flow at the logical level and surfaces the LLM and RAG as separate, measurable components. Figure 2 shows the same system at the implementation level — the FastAPI routes, the service boundary between rag-legal-assistant and clone-voice-station, and the HTTP/SDK contract between them.</w:t>
       </w:r>
     </w:p>
     <w:p>
@@ -7492,7 +7466,10 @@
           <w:i w:val="0"/>
           <w:sz w:val="24"/>
         </w:rPr>
-        <w:t>The implementation architecture follows the existing client-server design and adds three internal modules under a new voice/ package, plus two new HTTP endpoints (/voice/transcribe and /voice/speak) registered alongside the existing /get RAG endpoint. RVC inference is offloaded to a Google Colab GPU instance over a cloudflared tunnel, isolating the fairseq + torch dependency stack from the Python 3.12 web service. All other modules of the original assistant (engine/rag_engine.py, database/database.py, build_db.py, the login flow) remain untouched, which keeps the architectural change strictly additive and low-risk.</w:t>
+        <w:t>The final architecture is a stronger realization of the same design goal than the additive voice/ package originally proposed: rather than adding modules inside rag-legal-assistant, the voice functionality is implemented as clone-voice-station, an independently deployable FastAPI service with its own SQLite database, authenticated by a per-client API key. rag-legal-assistant integrates with it purely as an HTTP client — through clone-voice-client, an installable Python SDK that wraps every station endpoint (consent, profile management, sample upload, training, /api/transcribe, /api/speak) behind a single VoiceStationClient class, so that voice/station_client.py inside rag-legal-assistant is now a thin adapter rather than a duplicated implementation. Because the RAG pipeline (engine/rag_engine.py, database/database.py, the login flow) never imports voice code and the voice service never imports RAG code, RQ1's modularity claim is enforced by the process boundary itself rather than by code-review discipline: rag-legal-assistant could be deleted entirely and clone-voice-station — plus any other assistant that installs the SDK — would be unaffected, and vice versa.</w:t>
+        <w:br/>
+        <w:br/>
+        <w:t>Within clone-voice-station, RVC inference and PhoWhisper transcription are both offloaded to a Google Colab GPU instance over a cloudflared tunnel (colab/voice_server.ipynb), isolating the fairseq/torch/transformers dependency stack from the station's own lightweight FastAPI process; both calls degrade gracefully to a local fallback (unconverted TTS audio, or a local CPU-only Whisper model) whenever that Colab session is offline. The station is also multi-tenant by construction — every request is scoped by an API key identifying the calling client app plus an opaque external_user_id — not because this thesis targets multiple production deployments, but because supporting more than one caller from day one is what makes the SDK a genuine, testable integration point rather than a single-purpose extension of rag-legal-assistant alone. A manager dashboard lets an operator inspect and, if necessary, disable or delete any client's cloned voices, and a webhook/notification mechanism informs a client app when that happens.</w:t>
       </w:r>
     </w:p>
     <w:p>
@@ -7692,7 +7669,7 @@
           <w:color w:val="000000"/>
           <w:sz w:val="24"/>
         </w:rPr>
-        <w:t>3.3 Technology and Tools</w:t>
+        <w:t>3.4 Technology and Tools</w:t>
       </w:r>
       <w:bookmarkEnd w:id="22"/>
     </w:p>
@@ -7912,7 +7889,7 @@
                 <w:i w:val="0"/>
                 <w:sz w:val="22"/>
               </w:rPr>
-              <w:t>Flask 3, Werkzeug, vanilla JS, MediaRecorder, HTML5 &lt;audio&gt;</w:t>
+              <w:t>FastAPI, Starlette, Jinja2, vanilla JS, MediaRecorder, HTML5 &lt;audio&gt;</w:t>
             </w:r>
           </w:p>
         </w:tc>
@@ -8203,7 +8180,7 @@
                 <w:i w:val="0"/>
                 <w:sz w:val="22"/>
               </w:rPr>
-              <w:t>OpenAI Whisper (small) or VinAI PhoWhisper-small</w:t>
+              <w:t>VinAI PhoWhisper-large via Colab (primary), local OpenAI Whisper-small as offline fallback</w:t>
             </w:r>
           </w:p>
         </w:tc>
@@ -8518,7 +8495,7 @@
                 <w:i w:val="0"/>
                 <w:sz w:val="22"/>
               </w:rPr>
-              <w:t xml:space="preserve">Coqui XTTS-v2 </w:t>
+              <w:t>F5-TTS-Vietnamese-ViVoice (Vietnamese fine-tune of F5-TTS; RQ2 evaluation baseline, optionally selectable as an alternate base-voice engine)</w:t>
             </w:r>
           </w:p>
           <w:p>
@@ -8530,15 +8507,70 @@
                 <w:bCs/>
               </w:rPr>
             </w:pPr>
+            <w:r/>
+          </w:p>
+        </w:tc>
+      </w:tr>
+      <w:tr>
+        <w:tc>
+          <w:tcPr>
+            <w:tcW w:type="dxa" w:w="1778"/>
+          </w:tcPr>
+          <w:p>
             <w:r>
-              <w:rPr>
-                <w:rFonts w:hint="default" w:ascii="Times New Roman" w:hAnsi="Times New Roman" w:cs="Times New Roman"/>
-                <w:b w:val="0"/>
-                <w:bCs/>
-                <w:i w:val="0"/>
-                <w:sz w:val="22"/>
-              </w:rPr>
-              <w:t>(used only as evaluation baseline, not deployed)</w:t>
+              <w:t>Voice architecture</w:t>
+            </w:r>
+          </w:p>
+        </w:tc>
+        <w:tc>
+          <w:tcPr>
+            <w:tcW w:type="dxa" w:w="2352"/>
+          </w:tcPr>
+          <w:p>
+            <w:r>
+              <w:t>Service split + SDK</w:t>
+            </w:r>
+          </w:p>
+        </w:tc>
+        <w:tc>
+          <w:tcPr>
+            <w:tcW w:type="dxa" w:w="4704"/>
+          </w:tcPr>
+          <w:p>
+            <w:r>
+              <w:t>clone-voice-station (independent FastAPI service, SQLite, API-key auth) + clone-voice-client (installable Python SDK)</w:t>
+            </w:r>
+          </w:p>
+        </w:tc>
+      </w:tr>
+      <w:tr>
+        <w:tc>
+          <w:tcPr>
+            <w:tcW w:type="dxa" w:w="1778"/>
+          </w:tcPr>
+          <w:p>
+            <w:r>
+              <w:t>Compliance</w:t>
+            </w:r>
+          </w:p>
+        </w:tc>
+        <w:tc>
+          <w:tcPr>
+            <w:tcW w:type="dxa" w:w="2352"/>
+          </w:tcPr>
+          <w:p>
+            <w:r>
+              <w:t>AI-disclosure + watermark</w:t>
+            </w:r>
+          </w:p>
+        </w:tc>
+        <w:tc>
+          <w:tcPr>
+            <w:tcW w:type="dxa" w:w="4704"/>
+          </w:tcPr>
+          <w:p>
+            <w:r>
+              <w:t>pydub-based spoken disclosure prefix + WAV provenance tag (Law No. 134/2025/QH15)</w:t>
             </w:r>
           </w:p>
         </w:tc>
@@ -8664,7 +8696,7 @@
           <w:rFonts w:hint="default" w:ascii="Times New Roman" w:hAnsi="Times New Roman" w:cs="Times New Roman"/>
           <w:color w:val="auto"/>
         </w:rPr>
-        <w:t>4. Implementation Plan</w:t>
+        <w:t>4. Implementation Status</w:t>
       </w:r>
       <w:bookmarkEnd w:id="24"/>
     </w:p>
@@ -8682,7 +8714,7 @@
           <w:color w:val="000000"/>
           <w:sz w:val="24"/>
         </w:rPr>
-        <w:t>4.1 Main Development Stages</w:t>
+        <w:t>4.1 Development Stages and Current Status</w:t>
       </w:r>
       <w:bookmarkEnd w:id="25"/>
     </w:p>
@@ -8701,7 +8733,7 @@
           <w:i w:val="0"/>
           <w:sz w:val="24"/>
         </w:rPr>
-        <w:t>The work is organised into five stages over twelve weeks:</w:t>
+        <w:t>The work was organised into five stages; status at time of writing is noted per stage below.</w:t>
       </w:r>
     </w:p>
     <w:p>
@@ -8718,14 +8750,13 @@
           <w:b/>
           <w:sz w:val="24"/>
         </w:rPr>
-        <w:t xml:space="preserve">Stage 1 — Voice dataset preparation: </w:t>
+        <w:t>Stage 1 (done) — Voice dataset preparation: a fixed set of eight general-topic Vietnamese reading scripts (voice/scripts.py) and a browser recording flow (voice_profile.html) let a user record and upload samples; slicing/normalisation happens server-side during training.</w:t>
       </w:r>
       <w:r>
         <w:rPr>
           <w:rFonts w:hint="default" w:ascii="Times New Roman" w:hAnsi="Times New Roman" w:cs="Times New Roman"/>
           <w:sz w:val="24"/>
         </w:rPr>
-        <w:t>record/clean ~15 min of target-speaker speech, slice into 3–8 s segments, normalise to 16 kHz mono.</w:t>
       </w:r>
     </w:p>
     <w:p>
@@ -8742,14 +8773,13 @@
           <w:b/>
           <w:sz w:val="24"/>
         </w:rPr>
-        <w:t xml:space="preserve">Stage 2 — RVC training on Colab: </w:t>
+        <w:t>Stage 2 (done) — RVC training on Colab: colab/voice_server.ipynb implements the full pipeline (preprocess, F0 extraction with RMVPE, RVC v2 training, FAISS index build, export) behind a queue that serialises jobs onto the single available GPU.</w:t>
       </w:r>
       <w:r>
         <w:rPr>
           <w:rFonts w:hint="default" w:ascii="Times New Roman" w:hAnsi="Times New Roman" w:cs="Times New Roman"/>
           <w:sz w:val="24"/>
         </w:rPr>
-        <w:t>preprocess, F0 extraction with RMVPE, train RVC v2 for ~200 epochs, build the FAISS retrieval index, export .pth and .index.</w:t>
       </w:r>
     </w:p>
     <w:p>
@@ -8766,14 +8796,13 @@
           <w:b/>
           <w:sz w:val="24"/>
         </w:rPr>
-        <w:t xml:space="preserve">Stage 3 — Backend integration: </w:t>
+        <w:t>Stage 3 (done) — Backend integration: clone-voice-station exposes /api/transcribe and /api/speak (voice/stt.py, voice/tts.py, voice/rvc_client.py, engine/voice_engine.py); rag-legal-assistant consumes both through clone-voice-client (voice/station_client.py) via /voice/transcribe and /voice/speak.</w:t>
       </w:r>
       <w:r>
         <w:rPr>
           <w:rFonts w:hint="default" w:ascii="Times New Roman" w:hAnsi="Times New Roman" w:cs="Times New Roman"/>
           <w:sz w:val="24"/>
         </w:rPr>
-        <w:t>implement voice/stt.py, voice/tts.py, voice/rvc.py, and voice/voice_engine.py; expose /voice/transcribe and /voice/speak.</w:t>
       </w:r>
     </w:p>
     <w:p>
@@ -8790,14 +8819,13 @@
           <w:b/>
           <w:sz w:val="24"/>
         </w:rPr>
-        <w:t xml:space="preserve">Stage 4 — Frontend integration: </w:t>
+        <w:t>Stage 4 (done) — Frontend integration: a MediaRecorder-based mic button and voice-output toggle were added to rag-legal-assistant's existing chat interface.</w:t>
       </w:r>
       <w:r>
         <w:rPr>
           <w:rFonts w:hint="default" w:ascii="Times New Roman" w:hAnsi="Times New Roman" w:cs="Times New Roman"/>
           <w:sz w:val="24"/>
         </w:rPr>
-        <w:t>add MediaRecorder-based mic UI, voice-output toggle, and audio playback to the existing chat interface.</w:t>
       </w:r>
     </w:p>
     <w:p>
@@ -8814,14 +8842,13 @@
           <w:b/>
           <w:sz w:val="24"/>
         </w:rPr>
-        <w:t xml:space="preserve">Stage 5 — Evaluation &amp; write-up: </w:t>
+        <w:t>Stage 5 (remaining) — Evaluation &amp; write-up: compute the objective metrics in Section 6.1, run the MOS survey against the F5-TTS-Vietnamese-ViVoice baseline, and finalise this manuscript.</w:t>
       </w:r>
       <w:r>
         <w:rPr>
           <w:rFonts w:hint="default" w:ascii="Times New Roman" w:hAnsi="Times New Roman" w:cs="Times New Roman"/>
           <w:sz w:val="24"/>
         </w:rPr>
-        <w:t>compute objective metrics, run a 20-participant MOS survey, compare against XTTS-v2, write the thesis.</w:t>
       </w:r>
     </w:p>
     <w:p>
@@ -9032,7 +9059,7 @@
           <w:i w:val="0"/>
           <w:sz w:val="24"/>
         </w:rPr>
-        <w:t xml:space="preserve">The project is feasible. The RAG assistant is already implemented and serves as a stable substrate. Whisper, edge-TTS, and rvc-python are all open source and pip-installable. Google Colab provides free T4 GPU instances that are sufficient for training RVC v2 models of the planned size. The main technical risks are </w:t>
+        <w:t>The project has proven feasible in practice, not just in principle: PhoWhisper, edge-TTS, F5-TTS-Vietnamese-ViVoice, and RVC v2 are all open-source and pip-installable, and Google Colab's free T4 GPU instances have been sufficient for RVC training and PhoWhisper-large inference at the planned model sizes. The main technical risks are (1) end-to-end latency, addressed by thread-offloaded inference and CPU-friendly fallback model sizes; (2) acoustic quality of the training data, addressed by manual cleaning and a normalisation preprocessing step; and (3) browser audio compatibility, addressed by transcoding all uploaded audio through ffmpeg + pydub before feeding it to Whisper/PhoWhisper; a fourth risk specific to the split architecture — the Colab session going offline mid-conversation — is addressed by graceful degradation to plain TTS and local Whisper, verified in both voice/rvc_client.py and voice/stt.py.</w:t>
       </w:r>
       <w:r>
         <w:rPr>
@@ -9042,7 +9069,6 @@
           <w:sz w:val="24"/>
           <w:lang w:val="en-US"/>
         </w:rPr>
-        <w:t>one</w:t>
       </w:r>
       <w:r>
         <w:rPr>
@@ -9051,7 +9077,6 @@
           <w:i w:val="0"/>
           <w:sz w:val="24"/>
         </w:rPr>
-        <w:t xml:space="preserve"> end-to-end latency, addressed by chunked streaming and CPU-friendly model sizes, </w:t>
       </w:r>
       <w:r>
         <w:rPr>
@@ -9061,7 +9086,6 @@
           <w:sz w:val="24"/>
           <w:lang w:val="en-US"/>
         </w:rPr>
-        <w:t>two</w:t>
       </w:r>
       <w:r>
         <w:rPr>
@@ -9070,7 +9094,6 @@
           <w:i w:val="0"/>
           <w:sz w:val="24"/>
         </w:rPr>
-        <w:t xml:space="preserve"> acoustic quality of the training data, addressed by manual cleaning and a </w:t>
       </w:r>
       <w:r>
         <w:rPr>
@@ -9080,7 +9103,6 @@
           <w:sz w:val="24"/>
           <w:lang w:val="en-US"/>
         </w:rPr>
-        <w:t>normalization</w:t>
       </w:r>
       <w:r>
         <w:rPr>
@@ -9089,7 +9111,6 @@
           <w:i w:val="0"/>
           <w:sz w:val="24"/>
         </w:rPr>
-        <w:t xml:space="preserve"> </w:t>
       </w:r>
       <w:r>
         <w:rPr>
@@ -9097,7 +9118,6 @@
           <w:sz w:val="24"/>
           <w:lang w:val="en-US"/>
         </w:rPr>
-        <w:t>prepossessing</w:t>
       </w:r>
       <w:r>
         <w:rPr>
@@ -9106,7 +9126,6 @@
           <w:i w:val="0"/>
           <w:sz w:val="24"/>
         </w:rPr>
-        <w:t xml:space="preserve"> step, and </w:t>
       </w:r>
       <w:r>
         <w:rPr>
@@ -9116,7 +9135,6 @@
           <w:sz w:val="24"/>
           <w:lang w:val="en-US"/>
         </w:rPr>
-        <w:t>three</w:t>
       </w:r>
       <w:r>
         <w:rPr>
@@ -9125,157 +9143,48 @@
           <w:i w:val="0"/>
           <w:sz w:val="24"/>
         </w:rPr>
-        <w:t xml:space="preserve"> browser audio compatibility, addressed by transcoding all uploaded audio through ffmpeg + pydub before feeding it to Whisper.</w:t>
       </w:r>
     </w:p>
     <w:p>
       <w:pPr>
         <w:pStyle w:val="2"/>
-        <w:bidi w:val="0"/>
-        <w:rPr>
-          <w:rFonts w:hint="default" w:ascii="Times New Roman" w:hAnsi="Times New Roman" w:cs="Times New Roman"/>
-          <w:color w:val="auto"/>
-        </w:rPr>
-      </w:pPr>
-      <w:bookmarkStart w:id="29" w:name="_Toc16513"/>
-      <w:r>
-        <w:rPr>
-          <w:rFonts w:hint="default" w:ascii="Times New Roman" w:hAnsi="Times New Roman" w:cs="Times New Roman"/>
-          <w:color w:val="auto"/>
-        </w:rPr>
-        <w:t>5. Expected Results</w:t>
-      </w:r>
-      <w:bookmarkEnd w:id="29"/>
-    </w:p>
-    <w:p>
-      <w:pPr>
-        <w:spacing w:line="360" w:lineRule="auto"/>
-        <w:rPr>
-          <w:rFonts w:hint="default" w:ascii="Times New Roman" w:hAnsi="Times New Roman" w:cs="Times New Roman"/>
-        </w:rPr>
-      </w:pPr>
-      <w:r>
-        <w:rPr>
-          <w:rFonts w:hint="default" w:ascii="Times New Roman" w:hAnsi="Times New Roman" w:cs="Times New Roman"/>
-          <w:b w:val="0"/>
-          <w:i w:val="0"/>
-          <w:sz w:val="24"/>
-        </w:rPr>
-        <w:t xml:space="preserve">The </w:t>
-      </w:r>
-      <w:r>
-        <w:rPr>
-          <w:rFonts w:hint="default" w:ascii="Times New Roman" w:hAnsi="Times New Roman" w:cs="Times New Roman"/>
-          <w:b w:val="0"/>
-          <w:i w:val="0"/>
-          <w:sz w:val="24"/>
-          <w:lang w:val="en-US"/>
-        </w:rPr>
-        <w:t>deliverable</w:t>
-      </w:r>
-      <w:r>
-        <w:rPr>
-          <w:rFonts w:hint="default" w:ascii="Times New Roman" w:hAnsi="Times New Roman" w:cs="Times New Roman"/>
-          <w:b w:val="0"/>
-          <w:i w:val="0"/>
-          <w:sz w:val="24"/>
-        </w:rPr>
-        <w:t xml:space="preserve"> of this thesis are the following:</w:t>
-      </w:r>
-    </w:p>
-    <w:p>
-      <w:pPr>
-        <w:pStyle w:val="23"/>
-        <w:spacing w:line="312" w:lineRule="auto"/>
-        <w:rPr>
-          <w:rFonts w:hint="default" w:ascii="Times New Roman" w:hAnsi="Times New Roman" w:cs="Times New Roman"/>
-        </w:rPr>
-      </w:pPr>
-      <w:r>
-        <w:rPr>
-          <w:rFonts w:hint="default" w:ascii="Times New Roman" w:hAnsi="Times New Roman" w:cs="Times New Roman"/>
-          <w:sz w:val="24"/>
-        </w:rPr>
-        <w:t>An extended version of the existing rag-legal-assistant Flask application with new endpoints /voice/transcribe and /voice/speak, plus mic and audio-playback UI elements.</w:t>
-      </w:r>
-    </w:p>
-    <w:p>
-      <w:pPr>
-        <w:pStyle w:val="23"/>
-        <w:spacing w:line="312" w:lineRule="auto"/>
-        <w:rPr>
-          <w:rFonts w:hint="default" w:ascii="Times New Roman" w:hAnsi="Times New Roman" w:cs="Times New Roman"/>
-        </w:rPr>
-      </w:pPr>
-      <w:r>
-        <w:rPr>
-          <w:rFonts w:hint="default" w:ascii="Times New Roman" w:hAnsi="Times New Roman" w:cs="Times New Roman"/>
-          <w:sz w:val="24"/>
-        </w:rPr>
-        <w:t xml:space="preserve">A reproducible Google Colab notebook (colab/train_rvc.ipynb) that trains an RVC v2 voice model end to end, including data </w:t>
-      </w:r>
-      <w:r>
-        <w:rPr>
-          <w:rFonts w:hint="default" w:ascii="Times New Roman" w:hAnsi="Times New Roman" w:cs="Times New Roman"/>
-          <w:sz w:val="24"/>
-          <w:lang w:val="en-US"/>
-        </w:rPr>
-        <w:t>prepossessing</w:t>
-      </w:r>
-      <w:r>
-        <w:rPr>
-          <w:rFonts w:hint="default" w:ascii="Times New Roman" w:hAnsi="Times New Roman" w:cs="Times New Roman"/>
-          <w:sz w:val="24"/>
-        </w:rPr>
-        <w:t>, training, and index extraction.</w:t>
-      </w:r>
-    </w:p>
-    <w:p>
-      <w:pPr>
-        <w:pStyle w:val="23"/>
-        <w:spacing w:line="312" w:lineRule="auto"/>
-        <w:rPr>
-          <w:rFonts w:hint="default" w:ascii="Times New Roman" w:hAnsi="Times New Roman" w:cs="Times New Roman"/>
-        </w:rPr>
-      </w:pPr>
-      <w:r>
-        <w:rPr>
-          <w:rFonts w:hint="default" w:ascii="Times New Roman" w:hAnsi="Times New Roman" w:cs="Times New Roman"/>
-          <w:sz w:val="24"/>
-        </w:rPr>
-        <w:t>At least two trained RVC voice models (.pth + .index) covering one female and one male Vietnamese target speaker.</w:t>
-      </w:r>
-    </w:p>
-    <w:p>
-      <w:pPr>
-        <w:pStyle w:val="23"/>
-        <w:spacing w:line="312" w:lineRule="auto"/>
-        <w:rPr>
-          <w:rFonts w:hint="default" w:ascii="Times New Roman" w:hAnsi="Times New Roman" w:cs="Times New Roman"/>
-        </w:rPr>
-      </w:pPr>
-      <w:r>
-        <w:rPr>
-          <w:rFonts w:hint="default" w:ascii="Times New Roman" w:hAnsi="Times New Roman" w:cs="Times New Roman"/>
-          <w:sz w:val="24"/>
-        </w:rPr>
-        <w:t>A quantitative evaluation report comparing the TTS + RVC pipeline against XTTS-v2 on the same set of 30 Vietnamese legal answers.</w:t>
-      </w:r>
-    </w:p>
-    <w:p>
-      <w:pPr>
-        <w:pStyle w:val="23"/>
-        <w:spacing w:line="312" w:lineRule="auto"/>
-        <w:rPr>
-          <w:rFonts w:hint="default" w:ascii="Times New Roman" w:hAnsi="Times New Roman" w:cs="Times New Roman"/>
-        </w:rPr>
-      </w:pPr>
-      <w:r>
-        <w:rPr>
-          <w:rFonts w:hint="default" w:ascii="Times New Roman" w:hAnsi="Times New Roman" w:cs="Times New Roman"/>
-          <w:sz w:val="24"/>
-        </w:rPr>
-        <w:t>The full thesis manuscript and a short demonstration video.</w:t>
+      </w:pPr>
+      <w:r>
+        <w:t>5. Legal and Ethical Considerations</w:t>
+      </w:r>
+    </w:p>
+    <w:p>
+      <w:pPr/>
+      <w:r>
+        <w:t>Two Vietnamese legal frameworks took effect during this thesis and apply directly to a voice-cloning system: the Law on Personal Data Protection (91/2025/QH15, effective 1 January 2026) and the Law on Artificial Intelligence (134/2025/QH15, effective 1 March 2026). Both are addressed in the implementation itself, not deferred to a policy appendix, since a voice-cloning prototype that is silent on either would be difficult to defend as production-realistic.</w:t>
+      </w:r>
+    </w:p>
+    <w:p>
+      <w:pPr>
+        <w:pStyle w:val="3"/>
+      </w:pPr>
+      <w:r>
+        <w:t>5.1 Personal Data Protection (Law No. 91/2025/QH15)</w:t>
+      </w:r>
+    </w:p>
+    <w:p>
+      <w:pPr/>
+      <w:r>
+        <w:t>A user's recorded voice sample and the RVC model trained from it are biometric data — a category of sensitive personal data under the Law [13]. Three consequences follow directly in the implementation: (1) rag-legal-assistant's consent screen explicitly names the recordings as biometric data, states the sole purpose (personalised read-aloud within the app), and discloses that training samples are sent to a Google Colab instance for model training — a cross-border transfer of sensitive personal data the Law requires the data subject to be informed of; (2) every voice profile, sample, and locally cached model can be deleted on demand, satisfying the data-subject deletion right; (3) biometric data is scoped per client app and per external_user_id at the database layer, so one client's end users cannot enumerate or access another's recordings. A production deployment beyond this academic prototype would additionally need a formal Cross-Border Transfer Impact Assessment and registration with the Ministry of Public Security before sending samples to Colab — out of scope here, but flagged as a prerequisite for any real deployment.</w:t>
+      </w:r>
+    </w:p>
+    <w:p>
+      <w:pPr>
+        <w:pStyle w:val="3"/>
+      </w:pPr>
+      <w:r>
+        <w:t>5.2 AI-Generated Content Labeling (Law No. 134/2025/QH15)</w:t>
+      </w:r>
+    </w:p>
+    <w:p>
+      <w:pPr/>
+      <w:r>
+        <w:t>The Law requires that audio simulating or impersonating a real person's voice carry a voice notice at the beginning identifying it as AI-generated, plus a digital watermark [14]. clone-voice-station implements both: whenever a response is played back through an RVC-cloned voice, the output audio is prefixed with a synthesized Vietnamese disclosure clip stating that the content is AI-generated, and the exported WAV carries a provenance tag in its metadata identifying it as AI-generated/voice-converted — the same class of approach used by C2PA content credentials for images. This labeling is scoped to RVC-cloned output specifically: the builtin system voices are not modeled on any identifiable real person and fall outside the impersonation clause the requirement targets. A full production deployment would additionally require self-classifying the service's AI-system risk tier and, if medium or high risk, notifying the Ministry of Science and Technology before deployment — noted here as a governance step this academic prototype does not itself complete.</w:t>
       </w:r>
     </w:p>
     <w:p>
@@ -10393,7 +10302,7 @@
           <w:i w:val="0"/>
           <w:sz w:val="24"/>
         </w:rPr>
-        <w:t>SNR (dB) measures how loud the speech signal is relative to the noise floor introduced by the RVC re-voicing step. It is computed as SNR = 10 · log10(P_signal / P_noise), where the signal power is the RMS of the foreground speech segments and the noise power is the RMS of the leading and trailing 200 ms of silence in the same WAV. SNR below ~15 dB sounds 'hissy' to listeners; ≥ 20 dB is the threshold for studio-quality television voice-over [14] and is therefore the acceptance level for our RVC output.</w:t>
+        <w:t>SNR below ~15 dB sounds 'hissy' to listeners; this thesis adopts ≥ 20 dB, a level commonly associated with studio-quality broadcast voice-over, as the acceptance threshold for RVC output.</w:t>
       </w:r>
     </w:p>
     <w:p>
@@ -10437,7 +10346,7 @@
           <w:i w:val="0"/>
           <w:sz w:val="24"/>
         </w:rPr>
-        <w:t xml:space="preserve">Twenty native Vietnamese-speaking volunteers will rate naturalness and target-speaker similarity on a 5-point Likert scale (1 = bad, 5 = excellent), using the ITU-T P.808 protocol. Each volunteer rates 30 answer pairs (TTS + RVC vs XTTS-v2) presented blind and </w:t>
+        <w:t>Twenty native Vietnamese-speaking volunteers will rate naturalness and target-speaker similarity on a 5-point Likert scale (1 = bad, 5 = excellent), using the ITU-T P.808 protocol. Each volunteer rates 30 answer pairs (TTS + RVC vs F5-TTS-Vietnamese-ViVoice) presented blind and randomized. The 3.8 / 3.5 thresholds are this thesis's own acceptance bar, set in line with typical reported ranges for production-grade Vietnamese TTS systems.</w:t>
       </w:r>
       <w:r>
         <w:rPr>
@@ -10447,7 +10356,6 @@
           <w:sz w:val="24"/>
           <w:lang w:val="en-US"/>
         </w:rPr>
-        <w:t>randomized</w:t>
       </w:r>
       <w:r>
         <w:rPr>
@@ -10456,7 +10364,6 @@
           <w:i w:val="0"/>
           <w:sz w:val="24"/>
         </w:rPr>
-        <w:t>. The 3.8 / 3.5 thresholds reflect the lowest acceptable subjective scores reported for production-grade Vietnamese TTS systems in [15].</w:t>
       </w:r>
     </w:p>
     <w:p>
@@ -10507,7 +10414,7 @@
           <w:rFonts w:hint="default" w:ascii="Times New Roman" w:hAnsi="Times New Roman" w:cs="Times New Roman"/>
           <w:sz w:val="24"/>
         </w:rPr>
-        <w:t xml:space="preserve">T1 — Model-size selection. Whisper-tiny vs Whisper-small vs Whisper-medium are </w:t>
+        <w:t>T1 — Model-size selection. Whisper-tiny/small/medium and PhoWhisper-small/medium/large are benchmarked on the same 30-question test set; the smallest model that meets the 15% WER threshold is deployed as the default, with a smaller model as the fallback if Colab is unavailable.</w:t>
       </w:r>
       <w:r>
         <w:rPr>
@@ -10515,14 +10422,12 @@
           <w:sz w:val="24"/>
           <w:lang w:val="en-US"/>
         </w:rPr>
-        <w:t>benchmark</w:t>
       </w:r>
       <w:r>
         <w:rPr>
           <w:rFonts w:hint="default" w:ascii="Times New Roman" w:hAnsi="Times New Roman" w:cs="Times New Roman"/>
           <w:sz w:val="24"/>
         </w:rPr>
-        <w:t xml:space="preserve"> on the same 30-question test set; the smallest model that meets the 15 % WER threshold is deployed.</w:t>
       </w:r>
     </w:p>
     <w:p>
@@ -10626,7 +10531,7 @@
           <w:color w:val="000000"/>
           <w:sz w:val="28"/>
         </w:rPr>
-        <w:t>7. Expected Results</w:t>
+        <w:t>7. Expected Results and Deliverables</w:t>
       </w:r>
       <w:bookmarkEnd w:id="39"/>
     </w:p>
@@ -10643,7 +10548,7 @@
           <w:rFonts w:hint="default" w:ascii="Times New Roman" w:hAnsi="Times New Roman" w:cs="Times New Roman"/>
           <w:sz w:val="24"/>
         </w:rPr>
-        <w:t>An extended version of the rag-legal-assistant Flask application with /voice/transcribe and /voice/speak endpoints, plus mic and audio-playback UI elements.</w:t>
+        <w:t>clone-voice-station: an independent FastAPI voice service (STT via PhoWhisper/Whisper, TTS via edge-TTS/F5-TTS, RVC voice conversion) with a SQLite-backed data model, manager dashboard, and webhook notifications — implemented.</w:t>
       </w:r>
     </w:p>
     <w:p>
@@ -10659,7 +10564,7 @@
           <w:rFonts w:hint="default" w:ascii="Times New Roman" w:hAnsi="Times New Roman" w:cs="Times New Roman"/>
           <w:sz w:val="24"/>
         </w:rPr>
-        <w:t>A reproducible Google Colab notebook that trains an RVC v2 voice model end-to-end (</w:t>
+        <w:t>clone-voice-client: an installable Python SDK wrapping the station's HTTP API, so a new AI assistant can integrate the voice loop without duplicating HTTP code — implemented.</w:t>
       </w:r>
       <w:r>
         <w:rPr>
@@ -10667,14 +10572,12 @@
           <w:sz w:val="24"/>
           <w:lang w:val="en-US"/>
         </w:rPr>
-        <w:t>prepossessing</w:t>
       </w:r>
       <w:r>
         <w:rPr>
           <w:rFonts w:hint="default" w:ascii="Times New Roman" w:hAnsi="Times New Roman" w:cs="Times New Roman"/>
           <w:sz w:val="24"/>
         </w:rPr>
-        <w:t>, training, index extraction).</w:t>
       </w:r>
     </w:p>
     <w:p>
@@ -10690,7 +10593,7 @@
           <w:rFonts w:hint="default" w:ascii="Times New Roman" w:hAnsi="Times New Roman" w:cs="Times New Roman"/>
           <w:sz w:val="24"/>
         </w:rPr>
-        <w:t>A second Colab notebook that runs the RVC inference server and exposes it as a public HTTPS endpoint via cloudflared.</w:t>
+        <w:t>rag-legal-assistant: extended with mic-based question input (/voice/transcribe) and cloned-voice read-aloud (/voice/speak), consuming clone-voice-station purely through the SDK — implemented.</w:t>
       </w:r>
     </w:p>
     <w:p>
@@ -10706,7 +10609,7 @@
           <w:rFonts w:hint="default" w:ascii="Times New Roman" w:hAnsi="Times New Roman" w:cs="Times New Roman"/>
           <w:sz w:val="24"/>
         </w:rPr>
-        <w:t>At least two trained RVC voice models (.pth + .index) covering one female and one male Vietnamese speaker.</w:t>
+        <w:t>A reproducible Google Colab notebook (colab/voice_server.ipynb) that trains and serves RVC v2 voice models and PhoWhisper transcription end-to-end, exposed over HTTPS via cloudflared — implemented.</w:t>
       </w:r>
     </w:p>
     <w:p>
@@ -10722,7 +10625,7 @@
           <w:rFonts w:hint="default" w:ascii="Times New Roman" w:hAnsi="Times New Roman" w:cs="Times New Roman"/>
           <w:sz w:val="24"/>
         </w:rPr>
-        <w:t>A quantitative evaluation report covering all metrics in section</w:t>
+        <w:t>AI-generated voice disclosure and provenance watermarking on all RVC output, and a consent flow naming biometric-data processing and cross-border transfer, per Section 5 — implemented.</w:t>
       </w:r>
       <w:r>
         <w:rPr>
@@ -10730,14 +10633,12 @@
           <w:sz w:val="24"/>
           <w:lang w:val="en-US"/>
         </w:rPr>
-        <w:t xml:space="preserve"> </w:t>
       </w:r>
       <w:r>
         <w:rPr>
           <w:rFonts w:hint="default" w:ascii="Times New Roman" w:hAnsi="Times New Roman" w:cs="Times New Roman"/>
           <w:sz w:val="24"/>
         </w:rPr>
-        <w:t>6.1 and the latency-reduction techniques in section</w:t>
       </w:r>
       <w:r>
         <w:rPr>
@@ -10745,14 +10646,12 @@
           <w:sz w:val="24"/>
           <w:lang w:val="en-US"/>
         </w:rPr>
-        <w:t xml:space="preserve"> </w:t>
       </w:r>
       <w:r>
         <w:rPr>
           <w:rFonts w:hint="default" w:ascii="Times New Roman" w:hAnsi="Times New Roman" w:cs="Times New Roman"/>
           <w:sz w:val="24"/>
         </w:rPr>
-        <w:t>6.3.</w:t>
       </w:r>
     </w:p>
     <w:p>
@@ -10771,7 +10670,23 @@
           <w:rFonts w:hint="default" w:ascii="Times New Roman" w:hAnsi="Times New Roman" w:cs="Times New Roman"/>
           <w:sz w:val="24"/>
         </w:rPr>
-        <w:t>The full thesis manuscript and a short demonstration video.</w:t>
+        <w:t>At least two trained RVC voice models (.pth + .index) covering one female and one male Vietnamese speaker — remaining.</w:t>
+      </w:r>
+    </w:p>
+    <w:p>
+      <w:pPr>
+        <w:pStyle w:val="23"/>
+      </w:pPr>
+      <w:r>
+        <w:t>A quantitative evaluation report covering all metrics in Section 6.1 (WER, latency, SNR, MOS) and the latency-reduction techniques in Section 6.3, benchmarked against the F5-TTS-Vietnamese-ViVoice baseline — remaining.</w:t>
+      </w:r>
+    </w:p>
+    <w:p>
+      <w:pPr>
+        <w:pStyle w:val="23"/>
+      </w:pPr>
+      <w:r>
+        <w:t>The full thesis manuscript and a short demonstration video — remaining.</w:t>
       </w:r>
     </w:p>
     <w:p>
@@ -10927,6 +10842,42 @@
           <w:sz w:val="22"/>
         </w:rPr>
         <w:t>[8] Z. Qin et al., "OpenVoice: Versatile Instant Voice Cloning," arXiv:2312.01479, 2023.</w:t>
+      </w:r>
+    </w:p>
+    <w:p>
+      <w:pPr/>
+      <w:r>
+        <w:t>[9] Meta AI, "The Llama 3 Herd of Models," arXiv:2407.21783, 2024.</w:t>
+      </w:r>
+    </w:p>
+    <w:p>
+      <w:pPr/>
+      <w:r>
+        <w:t>[10] S. Xiao, Z. Liu, P. Zhang, and N. Muennighoff, "C-Pack: Packaged Resources To Advance General Chinese Embedding," arXiv:2309.07597, 2023.</w:t>
+      </w:r>
+    </w:p>
+    <w:p>
+      <w:pPr/>
+      <w:r>
+        <w:t>[11] hynt, "F5-TTS-Vietnamese-ViVoice," Hugging Face, 2024. https://huggingface.co/hynt/F5-TTS-Vietnamese-ViVoice</w:t>
+      </w:r>
+    </w:p>
+    <w:p>
+      <w:pPr/>
+      <w:r>
+        <w:t>[12] Y. Chen et al., "F5-TTS: A Fairytaler that Fakes Fluent and Faithful Speech with Flow Matching," arXiv:2410.06885, 2024.</w:t>
+      </w:r>
+    </w:p>
+    <w:p>
+      <w:pPr/>
+      <w:r>
+        <w:t>[13] National Assembly of Vietnam, Law on Personal Data Protection, Law No. 91/2025/QH15, 26 June 2025 (effective 1 January 2026).</w:t>
+      </w:r>
+    </w:p>
+    <w:p>
+      <w:pPr/>
+      <w:r>
+        <w:t>[14] National Assembly of Vietnam, Law on Artificial Intelligence, Law No. 134/2025/QH15, 10 December 2025 (effective 1 March 2026).</w:t>
       </w:r>
     </w:p>
     <w:sectPr>

--- a/Thesis_bao24mse23204 (1).docx
+++ b/Thesis_bao24mse23204 (1).docx
@@ -7264,7 +7264,7 @@
         </w:rPr>
         <w:drawing>
           <wp:inline distT="0" distB="0" distL="114300" distR="114300">
-            <wp:extent cx="5725795" cy="1585595"/>
+            <wp:extent cx="5730240" cy="2054632"/>
             <wp:effectExtent l="0" t="0" r="4445" b="14605"/>
             <wp:docPr id="4" name="Picture 4" descr="pipe"/>
             <wp:cNvGraphicFramePr>
@@ -7288,7 +7288,7 @@
                   <pic:spPr>
                     <a:xfrm>
                       <a:off x="0" y="0"/>
-                      <a:ext cx="5725795" cy="1585595"/>
+                      <a:ext cx="5730240" cy="2054632"/>
                     </a:xfrm>
                     <a:prstGeom prst="rect">
                       <a:avLst/>
@@ -7507,7 +7507,7 @@
         </w:rPr>
         <w:drawing>
           <wp:inline distT="0" distB="0" distL="114300" distR="114300">
-            <wp:extent cx="5730240" cy="4112260"/>
+            <wp:extent cx="5730240" cy="3692288"/>
             <wp:effectExtent l="0" t="0" r="0" b="2540"/>
             <wp:docPr id="13" name="Picture 13" descr="architecture"/>
             <wp:cNvGraphicFramePr>
@@ -7531,7 +7531,7 @@
                   <pic:spPr>
                     <a:xfrm>
                       <a:off x="0" y="0"/>
-                      <a:ext cx="5730240" cy="4112260"/>
+                      <a:ext cx="5730240" cy="3692288"/>
                     </a:xfrm>
                     <a:prstGeom prst="rect">
                       <a:avLst/>
@@ -8796,7 +8796,7 @@
           <w:b/>
           <w:sz w:val="24"/>
         </w:rPr>
-        <w:t>Stage 3 (done) — Backend integration: clone-voice-station exposes /api/transcribe and /api/speak (voice/stt.py, voice/tts.py, voice/rvc_client.py, engine/voice_engine.py); rag-legal-assistant consumes both through clone-voice-client (voice/station_client.py) via /voice/transcribe and /voice/speak.</w:t>
+        <w:t>Stage 3 (done) — Backend integration: clone-voice-station exposes /api/transcribe and /api/speak (voice/stt.py, voice/tts.py, voice/rvc_client.py, engine/voice_engine.py); rag-legal-assistant consumes both through clone-voice-client (voice/station_client.py) via /voice/transcribe and /voice/speak. A subsequent reliability fix added a GET /voice/status endpoint (backed by VoiceStationClient.is_available()) and a start_all.bat launcher, so the two-process architecture starts together and a clone-voice-station outage is surfaced to the user instead of silently returning an empty voice list.</w:t>
       </w:r>
       <w:r>
         <w:rPr>
@@ -8819,13 +8819,26 @@
           <w:b/>
           <w:sz w:val="24"/>
         </w:rPr>
-        <w:t>Stage 4 (done) — Frontend integration: a MediaRecorder-based mic button and voice-output toggle were added to rag-legal-assistant's existing chat interface.</w:t>
+        <w:t>Stage 4 (done) — Frontend integration: a MediaRecorder-based mic button and voice-output toggle were added to rag-legal-assistant's existing chat interface. The mic button was subsequently upgraded from single-shot dictation to live transcription: MediaRecorder captures audio in 500 ms chunks, and every 2.5 s the growing recording is re-sent to /voice/transcribe so the chat input updates with a running transcript while the user keeps speaking, with one final authoritative transcription performed when recording is stopped.</w:t>
       </w:r>
       <w:r>
         <w:rPr>
           <w:rFonts w:hint="default" w:ascii="Times New Roman" w:hAnsi="Times New Roman" w:cs="Times New Roman"/>
           <w:sz w:val="24"/>
         </w:rPr>
+      </w:r>
+    </w:p>
+    <w:p>
+      <w:pPr>
+        <w:pStyle w:val="23"/>
+      </w:pPr>
+      <w:r>
+        <w:rPr>
+          <w:rFonts w:ascii="Times New Roman" w:hAnsi="Times New Roman"/>
+          <w:b/>
+          <w:sz w:val="24"/>
+        </w:rPr>
+        <w:t>Stage 5 (done) — STT Lab self-serve extension: clone-voice-station gained a guest self-service page (/stt-lab) where a user registers directly — no API key, unlike the rest of the station's client-scoped API — to bias transcription toward domain vocabulary via a prompt-level hotword list (Tier 1, no training) or fine-tune a real LoRA adapter on whisper-tiny/whisper-base from uploaded (audio, transcript) pairs (Tier 2), trainable via Colab, a local GPU, or both for direct comparison; local jobs are serialized through a dedicated single-worker queue since this page has no API-key gate to bound concurrent GPU usage the way the rest of the station's endpoints do. clone-voice-client correspondingly gained a local execution mode (transcribe_local()) so a host application can run Whisper — plain or LoRA-adapted — inside its own process instead of depending on a reachable clone-voice-station instance, demonstrated end-to-end by a new reference application, voice-lab-example.</w:t>
       </w:r>
     </w:p>
     <w:p>
@@ -8842,7 +8855,7 @@
           <w:b/>
           <w:sz w:val="24"/>
         </w:rPr>
-        <w:t>Stage 5 (remaining) — Evaluation &amp; write-up: compute the objective metrics in Section 6.1, run the MOS survey against the F5-TTS-Vietnamese-ViVoice baseline, and finalise this manuscript.</w:t>
+        <w:t>Stage 6 (remaining) — Evaluation &amp; write-up: compute the objective metrics in Section 6.1, run the MOS survey against the F5-TTS-Vietnamese-ViVoice baseline, and finalise this manuscript.</w:t>
       </w:r>
       <w:r>
         <w:rPr>
@@ -10652,6 +10665,30 @@
           <w:rFonts w:hint="default" w:ascii="Times New Roman" w:hAnsi="Times New Roman" w:cs="Times New Roman"/>
           <w:sz w:val="24"/>
         </w:rPr>
+      </w:r>
+    </w:p>
+    <w:p>
+      <w:pPr>
+        <w:pStyle w:val="23"/>
+      </w:pPr>
+      <w:r>
+        <w:rPr>
+          <w:rFonts w:ascii="Times New Roman" w:hAnsi="Times New Roman"/>
+          <w:sz w:val="24"/>
+        </w:rPr>
+        <w:t>STT Lab: a guest self-service page on clone-voice-station for prompt-level hotword bias (Tier 1) and real LoRA fine-tuning of Whisper on whisper-tiny/whisper-base (Tier 2), trainable via Colab or a local GPU with explicit backend selection for direct comparison — implemented.</w:t>
+      </w:r>
+    </w:p>
+    <w:p>
+      <w:pPr>
+        <w:pStyle w:val="23"/>
+      </w:pPr>
+      <w:r>
+        <w:rPr>
+          <w:rFonts w:ascii="Times New Roman" w:hAnsi="Times New Roman"/>
+          <w:sz w:val="24"/>
+        </w:rPr>
+        <w:t>clone-voice-client local execution mode and the voice-lab-example reference application, demonstrating Whisper (optionally LoRA-adapted) running inside a host application's own process instead of depending on a network call to clone-voice-station — implemented.</w:t>
       </w:r>
     </w:p>
     <w:p>

--- a/Thesis_bao24mse23204 (1).docx
+++ b/Thesis_bao24mse23204 (1).docx
@@ -8838,7 +8838,7 @@
           <w:b/>
           <w:sz w:val="24"/>
         </w:rPr>
-        <w:t>Stage 5 (done) — STT Lab self-serve extension: clone-voice-station gained a guest self-service page (/stt-lab) where a user registers directly — no API key, unlike the rest of the station's client-scoped API — to bias transcription toward domain vocabulary via a prompt-level hotword list (Tier 1, no training) or fine-tune a real LoRA adapter on whisper-tiny/whisper-base from uploaded (audio, transcript) pairs (Tier 2), trainable via Colab, a local GPU, or both for direct comparison; local jobs are serialized through a dedicated single-worker queue since this page has no API-key gate to bound concurrent GPU usage the way the rest of the station's endpoints do. clone-voice-client correspondingly gained a local execution mode (transcribe_local()) so a host application can run Whisper — plain or LoRA-adapted — inside its own process instead of depending on a reachable clone-voice-station instance, demonstrated end-to-end by a new reference application, voice-lab-example.</w:t>
+        <w:t>Stage 5 (done) — STT Lab self-serve extension: clone-voice-station gained a guest self-service page (/stt-lab) where a user registers directly — no API key, unlike the rest of the station's client-scoped API — to bias transcription toward domain vocabulary via a prompt-level hotword list (Tier 1, no training) or fine-tune a real LoRA adapter on whisper-tiny/whisper-base from uploaded (audio, transcript) pairs (Tier 2), trainable via Colab, a local GPU, or both for direct comparison; local jobs are serialized through a dedicated single-worker queue since this page has no API-key gate to bound concurrent GPU usage the way the rest of the station's endpoints do. clone-voice-client correspondingly gained a local execution mode (transcribe_local()) so a host application can run Whisper — plain or LoRA-adapted — inside its own process instead of depending on a reachable clone-voice-station instance, demonstrated end-to-end by a new reference application, voice-lab-example. A subsequent extension to voice-lab-example added a side-by-side comparison view (/compare) that records a single utterance and transcribes it through both paths concurrently — in-process via transcribe_local() and over HTTP to clone-voice-station via transcribe() — timing each independently with performance.now() and logging per-round latency, giving an empirical instrument for the local-vs-offloaded latency tradeoff discussed under T2 in Section 6.3.</w:t>
       </w:r>
     </w:p>
     <w:p>
@@ -10456,7 +10456,7 @@
           <w:rFonts w:hint="default" w:ascii="Times New Roman" w:hAnsi="Times New Roman" w:cs="Times New Roman"/>
           <w:sz w:val="24"/>
         </w:rPr>
-        <w:t>T2 — Inference-server offloading. RVC inference is moved off the local Python 3.12 host onto a Colab T4 GPU exposed via a cloudflared tunnel; the saved time on RVC offsets the added network round-trip.</w:t>
+        <w:t>T2 — Inference-server offloading. RVC inference is moved off the local Python 3.12 host onto a Colab T4 GPU exposed via a cloudflared tunnel; the saved time on RVC offsets the added network round-trip. Empirical numbers for this tradeoff are collected via voice-lab-example’s /compare view (Section 4.1, Stage 5), which times the local and offloaded paths independently on the same utterance.</w:t>
       </w:r>
     </w:p>
     <w:p>

--- a/Thesis_bao24mse23204 (1).docx
+++ b/Thesis_bao24mse23204 (1).docx
@@ -8855,6 +8855,29 @@
           <w:b/>
           <w:sz w:val="24"/>
         </w:rPr>
+        <w:t>Subsequent to Stage 5, the guest-facing Tier 2 acceptance criterion was found to have failed in practice and was revised twice. A naive policy of always shipping the last training epoch let a 458-sample medical-consultation import measurably worsen recognition — 62.8% WER against the untrained base model’s own 32.0% on the same held-out audio — so a validation gate was added that holds out part of every upload, scores the untrained base model on it as the bar to beat, and rejects any adapter whose best epoch does not clear that bar. This first gate was itself found to be biased: because the same held-out split both selected the best epoch and judged accept/reject, an adapter it accepted as 9–15 percentage points better than base on that split still lost by 20–27 percentage points on a genuinely independent 30-file evaluation set drawn from the same source dataset’s own test split, confirmed twice at different sample sizes and LoRA ranks. The held-out portion was consequently split into two disjoint sets — an early-stopping set used only to pick the best epoch, and a separate final-gate set, scored once, that had no influence over which epoch was selected — removing the double-dipping bias, though this alone proved insufficient: an adapter cleared by neither gate as overfit still lost by a comparable margin on the same independent set, because both held-out sets remain drawn from one guest’s one upload batch and therefore share its recording session, speaker, and domain characteristics regardless of how carefully they are split. A third, structurally independent check was added on top of both: every adapter, regardless of domain, is now also scored against a fixed 500-clip benchmark of general spontaneous Vietnamese speech (a slice of doof-ferb/vlsp2020_vinai_100h on Hugging Face, downloaded once and never touched by any guest’s own training data) and rejected if it does not also beat the untrained base model on that benchmark. This third gate has already been confirmed to catch a case the first two could not: a 60-sample medical-domain adapter cleared the domain-specific gate (52.0% vs. 60.2% base WER on its own held-out split) but was correctly rejected by the general-benchmark gate (47.6% vs. 44.4% base WER), indicating the adapter had overfit its narrow training domain at the expense of general Vietnamese recognition. Across every configuration tested to date — 60 to 250 training samples, LoRA rank 8 or 16 — no Tier 2 adapter has yet beaten the base model on genuinely independent domain data, so the practical contribution of this line of work to date is not a demonstrated quality improvement but a three-gate acceptance pipeline that is safe to expose on a public, no-API-key-gated page precisely because it cannot ship a regression, whether or not the underlying fine-tuning approach helps.</w:t>
+      </w:r>
+      <w:r>
+        <w:rPr>
+          <w:rFonts w:hint="default" w:ascii="Times New Roman" w:hAnsi="Times New Roman" w:cs="Times New Roman"/>
+          <w:sz w:val="24"/>
+        </w:rPr>
+      </w:r>
+    </w:p>
+    <w:p>
+      <w:pPr>
+        <w:pStyle w:val="23"/>
+        <w:spacing w:line="312" w:lineRule="auto"/>
+        <w:rPr>
+          <w:rFonts w:hint="default" w:ascii="Times New Roman" w:hAnsi="Times New Roman" w:cs="Times New Roman"/>
+        </w:rPr>
+      </w:pPr>
+      <w:r>
+        <w:rPr>
+          <w:rFonts w:hint="default" w:ascii="Times New Roman" w:hAnsi="Times New Roman" w:cs="Times New Roman"/>
+          <w:b/>
+          <w:sz w:val="24"/>
+        </w:rPr>
         <w:t>Stage 6 (remaining) — Evaluation &amp; write-up: compute the objective metrics in Section 6.1, run the MOS survey against the F5-TTS-Vietnamese-ViVoice baseline, and finalise this manuscript.</w:t>
       </w:r>
       <w:r>

--- a/Thesis_bao24mse23204 (1).docx
+++ b/Thesis_bao24mse23204 (1).docx
@@ -10555,6 +10555,75 @@
     </w:p>
     <w:p>
       <w:pPr>
+        <w:pStyle w:val="3"/>
+        <w:rPr>
+          <w:rFonts w:hint="default" w:ascii="Times New Roman" w:hAnsi="Times New Roman" w:cs="Times New Roman"/>
+        </w:rPr>
+      </w:pPr>
+      <w:bookmarkStart w:id="33" w:name="_Toc2665"/>
+      <w:r>
+        <w:rPr>
+          <w:rFonts w:hint="default" w:ascii="Times New Roman" w:hAnsi="Times New Roman" w:cs="Times New Roman"/>
+          <w:color w:val="000000"/>
+          <w:sz w:val="24"/>
+        </w:rPr>
+        <w:t>6.4 Preliminary Pilot Results</w:t>
+      </w:r>
+      <w:bookmarkEnd w:id="33"/>
+    </w:p>
+    <w:p>
+      <w:pPr>
+        <w:spacing w:line="360" w:lineRule="auto"/>
+        <w:rPr>
+          <w:rFonts w:hint="default" w:ascii="Times New Roman" w:hAnsi="Times New Roman" w:cs="Times New Roman"/>
+        </w:rPr>
+      </w:pPr>
+      <w:r>
+        <w:rPr>
+          <w:rFonts w:hint="default" w:ascii="Times New Roman" w:hAnsi="Times New Roman" w:cs="Times New Roman"/>
+          <w:b w:val="0"/>
+          <w:i w:val="0"/>
+          <w:sz w:val="24"/>
+        </w:rPr>
+        <w:t>A first end-to-end pilot pass against the live Colab-hosted service, run outside the formal 30-question legal test set of Section 6.1, produced the following results. ASR: on a single held-out medical-domain utterance (137 reference words, chosen only because a suitable reference transcript was already on hand, not because it represents the legal domain this thesis targets), PhoWhisper-large via the Colab endpoint scored 11.7% WER against the local Whisper-small CPU fallback’s 21.2% on the same audio — encouragingly under the ≤15% threshold in Table 4, though a single non-legal sample cannot yet stand in for the formal evaluation. Latency for the same request was 18.68s remote versus roughly 8.4s local, the accuracy/latency trade-off technique T2 in Section 6.3 already anticipates.</w:t>
+      </w:r>
+    </w:p>
+    <w:p>
+      <w:pPr>
+        <w:spacing w:line="360" w:lineRule="auto"/>
+        <w:rPr>
+          <w:rFonts w:hint="default" w:ascii="Times New Roman" w:hAnsi="Times New Roman" w:cs="Times New Roman"/>
+        </w:rPr>
+      </w:pPr>
+      <w:r>
+        <w:rPr>
+          <w:rFonts w:hint="default" w:ascii="Times New Roman" w:hAnsi="Times New Roman" w:cs="Times New Roman"/>
+          <w:b w:val="0"/>
+          <w:i w:val="0"/>
+          <w:sz w:val="24"/>
+        </w:rPr>
+        <w:t>TTS baseline: the F5-TTS-Vietnamese-ViVoice endpoint (/baseline/f5tts) was exercised successfully end to end, but exposed a methodological sensitivity worth recording ahead of the formal MOS study — a 20.6s reference clip produced audibly compressed, unnaturally fast output (2.01s of generated audio for a 13-word sentence, ~6.5 words/s) while a clean 7.0s reference with an exactly matching transcript produced a more plausible 3.82s (~3.4 words/s) for the identical generated text. This confirms the reference clip should be curated to the ~6–10s length the model’s own documentation recommends rather than reused from arbitrary longer source audio.</w:t>
+      </w:r>
+    </w:p>
+    <w:p>
+      <w:pPr>
+        <w:spacing w:line="360" w:lineRule="auto"/>
+        <w:rPr>
+          <w:rFonts w:hint="default" w:ascii="Times New Roman" w:hAnsi="Times New Roman" w:cs="Times New Roman"/>
+        </w:rPr>
+      </w:pPr>
+      <w:r>
+        <w:rPr>
+          <w:rFonts w:hint="default" w:ascii="Times New Roman" w:hAnsi="Times New Roman" w:cs="Times New Roman"/>
+          <w:b w:val="0"/>
+          <w:i w:val="0"/>
+          <w:sz w:val="24"/>
+        </w:rPr>
+        <w:t>RVC v2 training: a first full train-and-convert pass was attempted against the live service and did not complete — preprocessing failed because RVC-Project’s own upstream repository has, since this notebook was first written, removed the standalone CLI scripts (trainset_preprocess_pipeline_print.py, extract_f0_print.py, extract_feature_print.py) the training pipeline shells out to, replacing them with an internal Python API not yet ported to. This is a third-party breaking change external to this thesis’s own code, distinct from the software defects described in Section 4.1’s Stage 5 note; a rewrite of the training pipeline against the current upstream API is in progress and tracked as a remaining item alongside Section 7’s trained-model deliverable.</w:t>
+      </w:r>
+    </w:p>
+    <w:p>
+      <w:pPr>
         <w:pStyle w:val="2"/>
         <w:rPr>
           <w:rFonts w:hint="default" w:ascii="Times New Roman" w:hAnsi="Times New Roman" w:cs="Times New Roman"/>

--- a/Thesis_bao24mse23204 (1).docx
+++ b/Thesis_bao24mse23204 (1).docx
@@ -1214,7 +1214,7 @@
           <w:sz w:val="24"/>
           <w:szCs w:val="24"/>
         </w:rPr>
-        <w:t>This thesis integrates bidirectional voice interaction into an existing Retrieval-Augmented Generation (RAG) legal assistant for Vietnamese enterprise law, which otherwise retrieves and generates answers through a vector database, embedding model, and large language model but is limited to text-only interaction. Speech input is handled by PhoWhisper, a Vietnamese fine-tune of OpenAI Whisper, with a local Whisper model kept as an offline fallback; speech output combines Edge-TTS (with an F5-TTS-Vietnamese-ViVoice zero-shot baseline) with a Retrieval-based Voice Conversion (RVC) model trained per user on Google Colab, producing a personalised voice response. Rather than embedding this functionality inside the assistant itself, the voice loop is implemented as clone-voice-station, an independent, API-key-authenticated service consumed over HTTP through an installable client SDK (clone-voice-client) — a stricter test of the modularity claim than an embedded module would be, since the RAG pipeline is provably untouched by construction rather than by convention. rag-legal-assistant serves as the reference integration demonstrating this pattern, and the service/SDK split is designed so any other AI assistant could adopt the same voice loop without modification. The work also addresses two Vietnamese legal frameworks that took effect during this thesis — the Law on Personal Data Protection (91/2025/QH15) and the Law on Artificial Intelligence (134/2025/QH15) — through explicit consent for biometric voice data and a mandatory spoken AI-disclosure notice with a provenance watermark on every voice-converted response. The system is evaluated using objective metrics (latency, Word Error Rate, signal-to-noise ratio) and subjective measures (Mean Opinion Score for naturalness and speaker similarity) against the zero-shot baseline, with ASR domain fine-tuning scoped as future work.</w:t>
+        <w:t>This thesis integrates bidirectional voice interaction into an existing Retrieval-Augmented Generation (RAG) legal assistant for Vietnamese enterprise law, which otherwise retrieves and generates answers through a vector database, embedding model, and large language model but is limited to text-only interaction. Speech input is handled by PhoWhisper, a Vietnamese fine-tune of OpenAI Whisper, with a local Whisper model kept as an offline fallback; speech output combines Edge-TTS (with an F5-TTS-Vietnamese-ViVoice zero-shot baseline) with a Retrieval-based Voice Conversion (RVC) model trained per user on Google Colab, producing a personalised voice response. Rather than embedding this functionality inside the assistant itself, the voice loop is implemented as clone-voice-station, an independent, API-key-authenticated service consumed over HTTP through an installable client SDK (clone-voice-client) — a stricter test of the modularity claim than an embedded module would be, since the RAG pipeline is provably untouched by construction rather than by convention. rag-legal-assistant serves as the reference integration demonstrating this pattern, and the service/SDK split is designed so any other AI assistant could adopt the same voice loop without modification. The work also addresses two Vietnamese legal frameworks that took effect during this thesis — the Law on Personal Data Protection (91/2025/QH15) and the Law on Artificial Intelligence (134/2025/QH15) — through explicit consent for biometric voice data and a mandatory spoken AI-disclosure notice with a provenance watermark on every voice-converted response. The system is evaluated using objective metrics (latency, Word Error Rate, signal-to-noise ratio) and subjective measures (Mean Opinion Score for naturalness and speaker similarity) against the zero-shot baseline. A Tier 2 LoRA fine-tuned ASR adapter, accepted only if it beats the untrained base model on a genuinely independent held-out test split, was also implemented and evaluated, reducing Word Error Rate on unseen target-domain speech from 61.7% (base model) to 47.0% (a 14.7 percentage-point absolute reduction, roughly 24% relative).</w:t>
       </w:r>
       <w:r>
         <w:rPr>
@@ -4231,7 +4231,7 @@
           <w:sz w:val="24"/>
           <w:lang w:val="en-US"/>
         </w:rPr>
-        <w:t>With the r</w:t>
+        <w:t>R</w:t>
       </w:r>
       <w:r>
         <w:rPr>
@@ -4240,7 +4240,7 @@
           <w:i w:val="0"/>
           <w:sz w:val="24"/>
         </w:rPr>
-        <w:t>ecent advances in Large Language Models (LLM) and Retrieval-Augmented Generation (RAG) have made it practical to build domain</w:t>
+        <w:t>ecent advances in Large Language Models (LLMs) and Retrieval-Augmented Generation (RAG) have made it practical to build domain</w:t>
       </w:r>
       <w:r>
         <w:rPr>
@@ -5148,7 +5148,7 @@
           <w:sz w:val="24"/>
           <w:lang w:val="en-US"/>
         </w:rPr>
-        <w:t>personalize</w:t>
+        <w:t>personalise</w:t>
       </w:r>
       <w:r>
         <w:rPr>
@@ -5205,7 +5205,7 @@
           <w:sz w:val="24"/>
           <w:lang w:val="en-US"/>
         </w:rPr>
-        <w:t>personalize</w:t>
+        <w:t>personalised</w:t>
       </w:r>
       <w:r>
         <w:rPr>
@@ -5431,7 +5431,7 @@
           <w:i w:val="0"/>
           <w:sz w:val="24"/>
         </w:rPr>
-        <w:t>The scope is limited to integrating voice modalities into an existing assistant. The thesis does not propose new neural-network architectures, does not rebuild the RAG retrieval pipeline, and does not target multilingual coverage beyond Vietnamese and English. The implementation is delivered as two companion projects: clone-voice-station, an independent voice (STT/TTS/RVC) service usable by any AI assistant, distributed together with an installable client SDK (clone-voice-client); and rag-legal-assistant, the existing RAG legal assistant used as the reference integration demonstrating the pattern end-to-end. Two RVC models will be trained for evaluation, and the resulting prototype will be benchmarked against one zero-shot baseline (F5-TTS-Vietnamese-ViVoice). Domain-specific fine-tuning of the ASR model is intentionally left as future work — see Section 7.</w:t>
+        <w:t>The scope is limited to integrating voice modalities into an existing assistant. The thesis does not propose new neural-network architectures, does not rebuild the RAG retrieval pipeline, and does not target multilingual coverage beyond Vietnamese and English. The implementation is delivered as two companion projects: clone-voice-station, an independent voice (STT/TTS/RVC) service usable by any AI assistant, distributed together with an installable client SDK (clone-voice-client); and rag-legal-assistant, the existing RAG legal assistant used as the reference integration demonstrating the pattern end-to-end. Two RVC models will be trained for evaluation, and the resulting prototype will be benchmarked against one zero-shot baseline (F5-TTS-Vietnamese-ViVoice). Domain-specific fine-tuning of the ASR model was implemented as a Tier 2 LoRA adapter with an independent holdout-based acceptance gate (Section 4.1); extending this pipeline to jointly bound the trade-off against general-Vietnamese recognition capability is left as future work — see Section 7.</w:t>
       </w:r>
       <w:r>
         <w:rPr>
@@ -5557,7 +5557,7 @@
           <w:i w:val="0"/>
           <w:sz w:val="24"/>
         </w:rPr>
-        <w:t>Modern ASR is dominated by self-supervised end-to-end models. OpenAI Whisper [5] is trained on 680 k hours of multilingual web audio and offers strong zero-shot performance in Vietnamese without fine-tuning. PhoWhisper [6], released by VinAI in 2024, fine-tunes Whisper on 844 hours of Vietnamese speech and reports 17–24 % relative WER reduction over the multilingual baseline. This thesis adopts Whisper-small as the default ASR and treats PhoWhisper-small as an optional drop-in for Vietnamese-only deployments.</w:t>
+        <w:t>Modern ASR is dominated by self-supervised end-to-end models. OpenAI Whisper [5] is trained on 680 k hours of multilingual web audio and offers strong zero-shot performance in Vietnamese without fine-tuning. PhoWhisper [6], released by VinAI in 2024, fine-tunes Whisper on 844 hours of Vietnamese speech and reports 17–24 % relative WER reduction over the multilingual baseline. This thesis adopts PhoWhisper-large, accessed via a Colab-hosted endpoint, as the primary ASR, with a local Whisper-small CPU model as the offline fallback when that endpoint is unreachable.</w:t>
       </w:r>
     </w:p>
     <w:p>
@@ -5657,7 +5657,7 @@
           <w:sz w:val="24"/>
           <w:lang w:val="en-US"/>
         </w:rPr>
-        <w:t>personalize</w:t>
+        <w:t>personalised</w:t>
       </w:r>
       <w:r>
         <w:rPr>
@@ -7149,7 +7149,7 @@
           <w:sz w:val="24"/>
           <w:lang w:val="en-US"/>
         </w:rPr>
-        <w:t>benchmark</w:t>
+        <w:t>benchmarked</w:t>
       </w:r>
       <w:r>
         <w:rPr>
@@ -7212,7 +7212,7 @@
           <w:sz w:val="24"/>
           <w:lang w:val="en-US"/>
         </w:rPr>
-        <w:t>personalize</w:t>
+        <w:t>personalised</w:t>
       </w:r>
       <w:r>
         <w:rPr>
@@ -8838,6 +8838,19 @@
           <w:b/>
           <w:sz w:val="24"/>
         </w:rPr>
+        <w:t>A further Stage 4 extension on 2026-08-12 added an in-process local Whisper option: an admin can upload a .stt-pack.zip downloaded from clone-voice-station’s STT Lab (a hotword-only Tier 1 pack, or a LoRA-fine-tuned Tier 2 pack) into rag-legal-assistant itself (admin_voice_models.html) and toggle transcription to run right in this process (voice/station_client.py’s transcribe_local(), reusing clone_voice_client’s local_stt module — the same mechanism voice-lab-example already demonstrated as a standalone reference app) instead of calling clone-voice-station over the network. Verified end to end: uploading a VLSP2020-trained Tier 2 pack and transcribing a real recorded sample produced a correct transcription while clone-voice-station’s own server log showed zero requests for that call. This also surfaced a real environment defect — the conda-forge ffmpeg on this machine’s shared Python environment fails to launch at all (the same DLL conflict clone-voice-station’s own bin/ffmpeg.exe already works around), which silently broke local decoding of browser mic audio; fixed by pointing clone_voice_client’s local STT path at that same working static ffmpeg binary instead of bundling a second copy. The live-transcribe cadence (previously a flat 2.5 s) was also made local/remote-aware — 1 s while running local Whisper (no network hop to amortise), 2 s when calling clone-voice-station remotely — matching the same local/remote timing split voice-lab-example’s own /compare page already used, decided fresh via GET /voice/status at the start of every recording so toggling local mode applies to the very next recording with no reload needed. voice-lab-example’s own single-shot mic on its main chat demo was brought up to the same live-transcription standard the same day, so it is no longer the one demo lacking it.</w:t>
+      </w:r>
+    </w:p>
+    <w:p>
+      <w:pPr>
+        <w:pStyle w:val="23"/>
+      </w:pPr>
+      <w:r>
+        <w:rPr>
+          <w:rFonts w:ascii="Times New Roman" w:hAnsi="Times New Roman"/>
+          <w:b/>
+          <w:sz w:val="24"/>
+        </w:rPr>
         <w:t>Stage 5 (done) — STT Lab self-serve extension: clone-voice-station gained a guest self-service page (/stt-lab) where a user registers directly — no API key, unlike the rest of the station's client-scoped API — to bias transcription toward domain vocabulary via a prompt-level hotword list (Tier 1, no training) or fine-tune a real LoRA adapter on whisper-tiny/whisper-base from uploaded (audio, transcript) pairs (Tier 2), trainable via Colab, a local GPU, or both for direct comparison; local jobs are serialized through a dedicated single-worker queue since this page has no API-key gate to bound concurrent GPU usage the way the rest of the station's endpoints do. clone-voice-client correspondingly gained a local execution mode (transcribe_local()) so a host application can run Whisper — plain or LoRA-adapted — inside its own process instead of depending on a reachable clone-voice-station instance, demonstrated end-to-end by a new reference application, voice-lab-example. A subsequent extension to voice-lab-example added a side-by-side comparison view (/compare) that records a single utterance and transcribes it through both paths concurrently — in-process via transcribe_local() and over HTTP to clone-voice-station via transcribe() — timing each independently with performance.now() and logging per-round latency, giving an empirical instrument for the local-vs-offloaded latency tradeoff discussed under T2 in Section 6.3.</w:t>
       </w:r>
     </w:p>
@@ -8855,13 +8868,41 @@
           <w:b/>
           <w:sz w:val="24"/>
         </w:rPr>
-        <w:t>Subsequent to Stage 5, the guest-facing Tier 2 acceptance criterion was found to have failed in practice and was revised twice. A naive policy of always shipping the last training epoch let a 458-sample medical-consultation import measurably worsen recognition — 62.8% WER against the untrained base model’s own 32.0% on the same held-out audio — so a validation gate was added that holds out part of every upload, scores the untrained base model on it as the bar to beat, and rejects any adapter whose best epoch does not clear that bar. This first gate was itself found to be biased: because the same held-out split both selected the best epoch and judged accept/reject, an adapter it accepted as 9–15 percentage points better than base on that split still lost by 20–27 percentage points on a genuinely independent 30-file evaluation set drawn from the same source dataset’s own test split, confirmed twice at different sample sizes and LoRA ranks. The held-out portion was consequently split into two disjoint sets — an early-stopping set used only to pick the best epoch, and a separate final-gate set, scored once, that had no influence over which epoch was selected — removing the double-dipping bias, though this alone proved insufficient: an adapter cleared by neither gate as overfit still lost by a comparable margin on the same independent set, because both held-out sets remain drawn from one guest’s one upload batch and therefore share its recording session, speaker, and domain characteristics regardless of how carefully they are split. A third, structurally independent check was added on top of both: every adapter, regardless of domain, is now also scored against a fixed 500-clip benchmark of general spontaneous Vietnamese speech (a slice of doof-ferb/vlsp2020_vinai_100h on Hugging Face, downloaded once and never touched by any guest’s own training data) and rejected if it does not also beat the untrained base model on that benchmark. This third gate has already been confirmed to catch a case the first two could not: a 60-sample medical-domain adapter cleared the domain-specific gate (52.0% vs. 60.2% base WER on its own held-out split) but was correctly rejected by the general-benchmark gate (47.6% vs. 44.4% base WER), indicating the adapter had overfit its narrow training domain at the expense of general Vietnamese recognition. Across every configuration tested to date — 60 to 250 training samples, LoRA rank 8 or 16 — no Tier 2 adapter has yet beaten the base model on genuinely independent domain data, so the practical contribution of this line of work to date is not a demonstrated quality improvement but a three-gate acceptance pipeline that is safe to expose on a public, no-API-key-gated page precisely because it cannot ship a regression, whether or not the underlying fine-tuning approach helps.</w:t>
+        <w:t>Subsequent to Stage 5, the guest-facing Tier 2 acceptance criterion was found to have failed in practice and was revised twice. A naive policy of always shipping the last training epoch let a 458-sample medical-consultation import measurably worsen recognition — 62.8% WER against the untrained base model’s own 32.0% on the same held-out audio — so a validation gate was added that holds out part of every upload, scores the untrained base model on it as the bar to beat, and rejects any adapter whose best epoch does not clear that bar. This first gate was itself found to be biased: because the same held-out split both selected the best epoch and judged accept/reject, an adapter it accepted as 9–15 percentage points better than base on that split still lost by 20–27 percentage points on a genuinely independent 30-file evaluation set drawn from the same source dataset’s own test split, confirmed twice at different sample sizes and LoRA ranks. The held-out portion was consequently split into two disjoint sets — an early-stopping set used only to pick the best epoch, and a separate final-gate set, scored once, that had no influence over which epoch was selected — removing the double-dipping bias, though this alone proved insufficient: an adapter cleared by neither gate as overfit still lost by a comparable margin on the same independent set, because both held-out sets remain drawn from one guest’s one upload batch and therefore share its recording session, speaker, and domain characteristics regardless of how carefully they are split. A third, structurally independent check was added on top of both: every adapter, regardless of domain, is now also scored against a fixed 500-clip benchmark of general spontaneous Vietnamese speech (a slice of doof-ferb/vlsp2020_vinai_100h on Hugging Face, downloaded once and never touched by any guest’s own training data) and rejected if it does not also beat the untrained base model on that benchmark. This third gate has already been confirmed to catch a case the first two could not: a 60-sample medical-domain adapter cleared the domain-specific gate (52.0% vs. 60.2% base WER on its own held-out split) but was correctly rejected by the general-benchmark gate (47.6% vs. 44.4% base WER), indicating the adapter had overfit its narrow training domain at the expense of general Vietnamese recognition. Three further configurations were subsequently tested against this same general-benchmark gate: 400 medical samples on whisper-tiny (52.4% vs. 44.4% base WER, a larger regression than the 60-sample case despite more training data, since the additional samples added volume within the same narrow domain rather than distributional diversity); 400 medical samples on whisper-base (42.0% vs. 34.8% base WER), ruling out base-model capacity as the limiting factor; and a rehearsal-mixing configuration (approximately 90 medical samples diluted with roughly 410 general-domain clips drawn from a disjoint slice of the same VLSP2020 source, chosen not to overlap the benchmark’s own fixed rows) on whisper-tiny, which narrowed but did not close the gap (48.5% vs. 44.4% base WER). No configuration tested cleared the general-benchmark gate.</w:t>
+        <w:br/>
+        <w:t>This result, together with the observation that the general-benchmark gate answers a categorically different question from this thesis’s actual research question — general Vietnamese ASR capability preservation, rather than target-domain adaptation — motivated removing it as an accept/reject criterion. In its place, the training module now accepts an optional genuinely independent test set (e.g. a Hugging Face dataset’s own official “test” split, disjoint in recording session and speaker from whatever “train” split the guest’s upload came from) supplied directly by the caller; when present, this test set replaces the internal three-way split’s final-gate role entirely, removing the same-upload-batch proxy-error problem the two prior gate revisions above were built to work around, rather than adding a further fixed benchmark on top of it. Domain-specific fine-tuning trading away some general-purpose capability is treated as an expected, accepted cost of this design rather than a defect to eliminate — appropriate for a thesis whose deployment question is domain adaptation, not simultaneous general-capability preservation; extending the acceptance pipeline to also bound that trade-off is noted as future work rather than in scope here. A Tier 2 adapter (400 medical samples, whisper-tiny) was subsequently trained and evaluated under this revised, holdout-based gate and became the first configuration in this line of work to pass: 47.0% WER on the held-out official test split versus 61.7% for the untrained base model on the same split — a 14.7 percentage-point absolute reduction (roughly 24% relative) — and the resulting adapter weights were saved to disk, confirming the pipeline can both reject a genuine regression (as in every configuration above) and accept and persist a genuine improvement once the gate is measured against data that was never in the same upload batch as anything the model trained on.</w:t>
       </w:r>
       <w:r>
         <w:rPr>
           <w:rFonts w:hint="default" w:ascii="Times New Roman" w:hAnsi="Times New Roman" w:cs="Times New Roman"/>
           <w:sz w:val="24"/>
         </w:rPr>
+      </w:r>
+    </w:p>
+    <w:p>
+      <w:pPr>
+        <w:pStyle w:val="23"/>
+      </w:pPr>
+      <w:r>
+        <w:rPr>
+          <w:rFonts w:ascii="Times New Roman" w:hAnsi="Times New Roman"/>
+          <w:b/>
+          <w:sz w:val="24"/>
+        </w:rPr>
+        <w:t>A further Stage 5 extension on 2026-08-12 let an STT Lab guest publish or unpublish their own ready adapter directly (POST /api/stt/adapters/{id}/publish) instead of requiring a manager to assign a client first, backed by a dedicated client automatically provisioned per guest at registration so a guest can never target a real production client (e.g. the default rag-legal-assistant client) themselves. The same date added a manager-only, client-independent “system default” designation for any ready adapter (POST /manager/stt/adapters/{id}/set-default): unlike per-client publishing, this adapter now sits ahead of the Colab/local-Whisper base-model fallback in /api/transcribe for every client with nothing of its own published. A 200-sample VLSP2020 import trained under the revised holdout-based gate described above (whisper-tiny, early-stopped at epoch 3, 44.0% WER on its held-out test split — a 0.6 percentage-point improvement over the untrained base model) was published as this system default, giving every client a better-than-base transcription floor with no per-client configuration required.</w:t>
+      </w:r>
+    </w:p>
+    <w:p>
+      <w:pPr>
+        <w:pStyle w:val="23"/>
+      </w:pPr>
+      <w:r>
+        <w:rPr>
+          <w:rFonts w:ascii="Times New Roman" w:hAnsi="Times New Roman"/>
+          <w:b/>
+          <w:sz w:val="24"/>
+        </w:rPr>
+        <w:t>A host power loss mid-training on 2026-08-12 (documented under the RVC voice-model deliverable in Section 7) also surfaced and fixed two adjacent reliability/access-control issues. First, an interrupted training run left an adapter or voice profile’s status stuck at ‘training’ indefinitely with its retrain control permanently disabled in the dashboard, since no code path resumed or reconciled that state after a restart; fixed with a startup-time check that flags any row still marked ‘training’ as interrupted, applied uniformly to both RVC voice profiles and STT adapters. Second, manager and STT Lab guest identity were found to share a single session cookie without either login clearing the other’s keys, so a manager who had separately logged into /stt-lab as a specific guest earlier in the same browser session could still resolve as that guest afterward — the manager dashboard silently exposing one guest’s own page; fixed by clearing the other role’s session keys on every manager login and every guest registration/login.</w:t>
       </w:r>
     </w:p>
     <w:p>
@@ -10585,7 +10626,7 @@
           <w:i w:val="0"/>
           <w:sz w:val="24"/>
         </w:rPr>
-        <w:t>A first end-to-end pilot pass against the live Colab-hosted service, run outside the formal 30-question legal test set of Section 6.1, produced the following results. ASR: on a single held-out medical-domain utterance (137 reference words, chosen only because a suitable reference transcript was already on hand, not because it represents the legal domain this thesis targets), PhoWhisper-large via the Colab endpoint scored 11.7% WER against the local Whisper-small CPU fallback’s 21.2% on the same audio — encouragingly under the ≤15% threshold in Table 4, though a single non-legal sample cannot yet stand in for the formal evaluation. Latency for the same request was 18.68s remote versus roughly 8.4s local, the accuracy/latency trade-off technique T2 in Section 6.3 already anticipates.</w:t>
+        <w:t>A first end-to-end pilot pass against the live Colab-hosted service, run outside the formal 30-question legal test set of Section 6.1, produced the following results. ASR: on a single held-out medical-domain utterance (137 reference words, chosen only because a suitable reference transcript was already on hand, not because it represents the legal domain this thesis targets), PhoWhisper-large via the Colab endpoint scored 11.7% WER against the local Whisper-small CPU fallback’s 21.2% on the same audio — encouragingly under the ≤15% threshold in Table 4, though a single non-legal sample cannot yet stand in for the formal evaluation. Latency for the same request was 18.68 s remote versus roughly 8.4 s local — both well above the ≤ 4 s RQ3 target (Section 1.4). The prototype did not meet the interactive-latency target on this pilot pass; this is the outcome the accuracy/latency trade-off technique T2 in Section 6.3 is designed to address ahead of the formal evaluation, and the gap is analysed rather than concealed.</w:t>
       </w:r>
     </w:p>
     <w:p>
@@ -10619,7 +10660,7 @@
           <w:i w:val="0"/>
           <w:sz w:val="24"/>
         </w:rPr>
-        <w:t>RVC v2 training: a first full train-and-convert pass was attempted against the live service and did not complete — preprocessing failed because RVC-Project’s own upstream repository has, since this notebook was first written, removed the standalone CLI scripts (trainset_preprocess_pipeline_print.py, extract_f0_print.py, extract_feature_print.py) the training pipeline shells out to, replacing them with an internal Python API not yet ported to. This is a third-party breaking change external to this thesis’s own code, distinct from the software defects described in Section 4.1’s Stage 5 note; a rewrite of the training pipeline against the current upstream API is in progress and tracked as a remaining item alongside Section 7’s trained-model deliverable.</w:t>
+        <w:t>RVC v2 training: the upstream breaking change described in an earlier draft of this section — RVC-Project’s removal of the standalone CLI scripts the pipeline shelled out to — has since been resolved by rewriting the training pipeline against the current upstream API. A full train-and-convert pass was re-run end to end against the live Colab-hosted service on 2026-08-11, using a profile that had previously failed under the earlier pipeline, and completed successfully in 44 minutes on a free-tier Colab T4 GPU (6 training samples, target 200 epochs, best validation loss 33.832 at epoch 134), producing a 52.7 MB model and 12.2 MB FAISS index that were automatically downloaded and stored locally. The resulting cloned voice was verified functional end to end via a live call to the service’s /api/speak endpoint, which returned a 9.75-second WAV containing both the required AI-disclosure notice and the RVC-converted speech. The pass also confirmed the system’s designed degrade-gracefully behaviour: when the Colab tunnel later became unreachable, subsequent /api/speak requests transparently fell back to local inference rather than failing. Two defects were found and fixed during this validation — the AI-disclosure watermark tag was silently failing to embed in output audio due to a pydub/ffmpeg configuration issue, and Colab-side training progress was not reaching the application’s system log — both now corrected and reverified.</w:t>
       </w:r>
     </w:p>
     <w:p>
@@ -10799,7 +10840,7 @@
           <w:rFonts w:hint="default" w:ascii="Times New Roman" w:hAnsi="Times New Roman" w:cs="Times New Roman"/>
           <w:sz w:val="24"/>
         </w:rPr>
-        <w:t>At least two trained RVC voice models (.pth + .index) covering one female and one male Vietnamese speaker — remaining.</w:t>
+        <w:t>At least two trained RVC voice models (.pth + .index) covering one female and one male Vietnamese speaker — implemented: the male voice (“TestGiong1”) was trained on 2026-08-05 (55.2 MB model + 25.0 MB FAISS index), and the female voice (“GiọngNữ”) completed local training on 2026-08-12 (13 usable audio segments after preprocessing, early-stopped at epoch 36/200, 55.2 MB model + 13.3 MB FAISS index), after an earlier attempt on the same profile was interrupted mid-epoch by an unrelated host power loss. That interruption surfaced a real gap — an interrupted training run left the profile stuck in a ‘training’ state with no way to retrain from the dashboard — fixed with an automatic orphaned-training recovery check on server startup. Both models are stored in clone-voice-station’s voice_storage/ and are live, callable target speakers via /api/speak.</w:t>
       </w:r>
     </w:p>
     <w:p>
